--- a/Etapa Construcción - Iteración 3/Plan de Iteracion Fase de Construcción Iteración 3-Kairos-NexTech .docx
+++ b/Etapa Construcción - Iteración 3/Plan de Iteracion Fase de Construcción Iteración 3-Kairos-NexTech .docx
@@ -204,12 +204,12 @@
                 <wp:extent cx="7940040" cy="810895"/>
                 <wp:effectExtent b="0" l="0" r="0" t="0"/>
                 <wp:wrapNone/>
-                <wp:docPr id="9" name="image12.png"/>
+                <wp:docPr id="9" name="image13.png"/>
                 <a:graphic>
                   <a:graphicData uri="http://schemas.openxmlformats.org/drawingml/2006/picture">
                     <pic:pic>
                       <pic:nvPicPr>
-                        <pic:cNvPr id="0" name="image12.png"/>
+                        <pic:cNvPr id="0" name="image13.png"/>
                         <pic:cNvPicPr preferRelativeResize="0"/>
                       </pic:nvPicPr>
                       <pic:blipFill>
@@ -326,12 +326,12 @@
                 <wp:extent cx="103505" cy="11228070"/>
                 <wp:effectExtent b="0" l="0" r="0" t="0"/>
                 <wp:wrapNone/>
-                <wp:docPr id="11" name="image14.png"/>
+                <wp:docPr id="11" name="image15.png"/>
                 <a:graphic>
                   <a:graphicData uri="http://schemas.openxmlformats.org/drawingml/2006/picture">
                     <pic:pic>
                       <pic:nvPicPr>
-                        <pic:cNvPr id="0" name="image14.png"/>
+                        <pic:cNvPr id="0" name="image15.png"/>
                         <pic:cNvPicPr preferRelativeResize="0"/>
                       </pic:nvPicPr>
                       <pic:blipFill>
@@ -448,12 +448,12 @@
                 <wp:extent cx="103505" cy="11228070"/>
                 <wp:effectExtent b="0" l="0" r="0" t="0"/>
                 <wp:wrapNone/>
-                <wp:docPr id="3" name="image6.png"/>
+                <wp:docPr id="3" name="image7.png"/>
                 <a:graphic>
                   <a:graphicData uri="http://schemas.openxmlformats.org/drawingml/2006/picture">
                     <pic:pic>
                       <pic:nvPicPr>
-                        <pic:cNvPr id="0" name="image6.png"/>
+                        <pic:cNvPr id="0" name="image7.png"/>
                         <pic:cNvPicPr preferRelativeResize="0"/>
                       </pic:nvPicPr>
                       <pic:blipFill>
@@ -570,12 +570,12 @@
                 <wp:extent cx="7940040" cy="810895"/>
                 <wp:effectExtent b="0" l="0" r="0" t="0"/>
                 <wp:wrapNone/>
-                <wp:docPr id="6" name="image9.png"/>
+                <wp:docPr id="6" name="image10.png"/>
                 <a:graphic>
                   <a:graphicData uri="http://schemas.openxmlformats.org/drawingml/2006/picture">
                     <pic:pic>
                       <pic:nvPicPr>
-                        <pic:cNvPr id="0" name="image9.png"/>
+                        <pic:cNvPr id="0" name="image10.png"/>
                         <pic:cNvPicPr preferRelativeResize="0"/>
                       </pic:nvPicPr>
                       <pic:blipFill>
@@ -1120,12 +1120,12 @@
             <wp:extent cx="1200150" cy="1200150"/>
             <wp:effectExtent b="0" l="0" r="0" t="0"/>
             <wp:wrapSquare wrapText="bothSides" distB="0" distT="0" distL="114300" distR="114300"/>
-            <wp:docPr descr="psi-negro.png" id="12" name="image2.png"/>
+            <wp:docPr descr="psi-negro.png" id="12" name="image1.png"/>
             <a:graphic>
               <a:graphicData uri="http://schemas.openxmlformats.org/drawingml/2006/picture">
                 <pic:pic>
                   <pic:nvPicPr>
-                    <pic:cNvPr descr="psi-negro.png" id="0" name="image2.png"/>
+                    <pic:cNvPr descr="psi-negro.png" id="0" name="image1.png"/>
                     <pic:cNvPicPr preferRelativeResize="0"/>
                   </pic:nvPicPr>
                   <pic:blipFill>
@@ -1177,12 +1177,12 @@
             <wp:extent cx="1304925" cy="2019300"/>
             <wp:effectExtent b="0" l="0" r="0" t="0"/>
             <wp:wrapSquare wrapText="bothSides" distB="0" distT="0" distL="114300" distR="114300"/>
-            <wp:docPr descr="UNPA.JPG" id="16" name="image1.jpg"/>
+            <wp:docPr descr="UNPA.JPG" id="17" name="image2.jpg"/>
             <a:graphic>
               <a:graphicData uri="http://schemas.openxmlformats.org/drawingml/2006/picture">
                 <pic:pic>
                   <pic:nvPicPr>
-                    <pic:cNvPr descr="UNPA.JPG" id="0" name="image1.jpg"/>
+                    <pic:cNvPr descr="UNPA.JPG" id="0" name="image2.jpg"/>
                     <pic:cNvPicPr preferRelativeResize="0"/>
                   </pic:nvPicPr>
                   <pic:blipFill>
@@ -1474,12 +1474,12 @@
                 <wp:extent cx="2060575" cy="7330709"/>
                 <wp:effectExtent b="0" l="0" r="0" t="0"/>
                 <wp:wrapNone/>
-                <wp:docPr id="7" name="image10.png"/>
+                <wp:docPr id="7" name="image11.png"/>
                 <a:graphic>
                   <a:graphicData uri="http://schemas.openxmlformats.org/drawingml/2006/picture">
                     <pic:pic>
                       <pic:nvPicPr>
-                        <pic:cNvPr id="0" name="image10.png"/>
+                        <pic:cNvPr id="0" name="image11.png"/>
                         <pic:cNvPicPr preferRelativeResize="0"/>
                       </pic:nvPicPr>
                       <pic:blipFill>
@@ -1596,12 +1596,12 @@
             <wp:extent cx="1200150" cy="1200150"/>
             <wp:effectExtent b="0" l="0" r="0" t="0"/>
             <wp:wrapNone/>
-            <wp:docPr descr="psi-negro.png" id="15" name="image2.png"/>
+            <wp:docPr descr="psi-negro.png" id="16" name="image1.png"/>
             <a:graphic>
               <a:graphicData uri="http://schemas.openxmlformats.org/drawingml/2006/picture">
                 <pic:pic>
                   <pic:nvPicPr>
-                    <pic:cNvPr descr="psi-negro.png" id="0" name="image2.png"/>
+                    <pic:cNvPr descr="psi-negro.png" id="0" name="image1.png"/>
                     <pic:cNvPicPr preferRelativeResize="0"/>
                   </pic:nvPicPr>
                   <pic:blipFill>
@@ -1647,201 +1647,10 @@
         </w:rPr>
         <w:t xml:space="preserve">Tabla de contenido</w:t>
       </w:r>
-      <w:r>
-        <mc:AlternateContent>
-          <mc:Choice Requires="wpg">
-            <w:drawing>
-              <wp:anchor allowOverlap="1" behindDoc="0" distB="0" distT="0" distL="114300" distR="114300" hidden="0" layoutInCell="1" locked="0" relativeHeight="0" simplePos="0">
-                <wp:simplePos x="0" y="0"/>
-                <wp:positionH relativeFrom="column">
-                  <wp:posOffset>-590549</wp:posOffset>
-                </wp:positionH>
-                <wp:positionV relativeFrom="paragraph">
-                  <wp:posOffset>3143250</wp:posOffset>
-                </wp:positionV>
-                <wp:extent cx="7761605" cy="822325"/>
-                <wp:effectExtent b="0" l="0" r="0" t="0"/>
-                <wp:wrapNone/>
-                <wp:docPr id="10" name=""/>
-                <a:graphic>
-                  <a:graphicData uri="http://schemas.microsoft.com/office/word/2010/wordprocessingGroup">
-                    <wpg:wgp>
-                      <wpg:cNvGrpSpPr/>
-                      <wpg:grpSpPr>
-                        <a:xfrm>
-                          <a:off x="3726100" y="3368825"/>
-                          <a:ext cx="7761605" cy="822325"/>
-                          <a:chOff x="3726100" y="3368825"/>
-                          <a:chExt cx="6965900" cy="822350"/>
-                        </a:xfrm>
-                      </wpg:grpSpPr>
-                      <wpg:grpSp>
-                        <wpg:cNvGrpSpPr/>
-                        <wpg:grpSpPr>
-                          <a:xfrm flipH="1" rot="10800000">
-                            <a:off x="3726115" y="3368838"/>
-                            <a:ext cx="7877368" cy="822325"/>
-                            <a:chOff x="0" y="0"/>
-                            <a:chExt cx="7877368" cy="822325"/>
-                          </a:xfrm>
-                        </wpg:grpSpPr>
-                        <wps:wsp>
-                          <wps:cNvSpPr/>
-                          <wps:cNvPr id="4" name="Shape 4"/>
-                          <wps:spPr>
-                            <a:xfrm>
-                              <a:off x="0" y="0"/>
-                              <a:ext cx="7761600" cy="822325"/>
-                            </a:xfrm>
-                            <a:prstGeom prst="rect">
-                              <a:avLst/>
-                            </a:prstGeom>
-                            <a:noFill/>
-                            <a:ln>
-                              <a:noFill/>
-                            </a:ln>
-                          </wps:spPr>
-                          <wps:txbx>
-                            <w:txbxContent>
-                              <w:p>
-                                <w:pPr>
-                                  <w:spacing w:after="0" w:before="0" w:line="240"/>
-                                  <w:ind w:left="0" w:right="0" w:firstLine="0"/>
-                                  <w:jc w:val="left"/>
-                                  <w:textDirection w:val="btLr"/>
-                                </w:pPr>
-                              </w:p>
-                            </w:txbxContent>
-                          </wps:txbx>
-                          <wps:bodyPr anchorCtr="0" anchor="ctr" bIns="91425" lIns="91425" spcFirstLastPara="1" rIns="91425" wrap="square" tIns="91425">
-                            <a:noAutofit/>
-                          </wps:bodyPr>
-                        </wps:wsp>
-                        <wps:wsp>
-                          <wps:cNvSpPr/>
-                          <wps:cNvPr id="15" name="Shape 15"/>
-                          <wps:spPr>
-                            <a:xfrm>
-                              <a:off x="116254" y="812610"/>
-                              <a:ext cx="7761114" cy="0"/>
-                            </a:xfrm>
-                            <a:custGeom>
-                              <a:rect b="b" l="l" r="r" t="t"/>
-                              <a:pathLst>
-                                <a:path extrusionOk="0" h="1" w="7761114">
-                                  <a:moveTo>
-                                    <a:pt x="0" y="0"/>
-                                  </a:moveTo>
-                                  <a:lnTo>
-                                    <a:pt x="7761114" y="0"/>
-                                  </a:lnTo>
-                                </a:path>
-                              </a:pathLst>
-                            </a:custGeom>
-                            <a:solidFill>
-                              <a:srgbClr val="FFFFFF"/>
-                            </a:solidFill>
-                            <a:ln cap="flat" cmpd="sng" w="12700">
-                              <a:solidFill>
-                                <a:srgbClr val="31849B"/>
-                              </a:solidFill>
-                              <a:prstDash val="solid"/>
-                              <a:round/>
-                              <a:headEnd len="sm" w="sm" type="none"/>
-                              <a:tailEnd len="sm" w="sm" type="none"/>
-                            </a:ln>
-                          </wps:spPr>
-                          <wps:bodyPr anchorCtr="0" anchor="ctr" bIns="91425" lIns="91425" spcFirstLastPara="1" rIns="91425" wrap="square" tIns="91425">
-                            <a:noAutofit/>
-                          </wps:bodyPr>
-                        </wps:wsp>
-                        <wps:wsp>
-                          <wps:cNvSpPr/>
-                          <wps:cNvPr id="16" name="Shape 16"/>
-                          <wps:spPr>
-                            <a:xfrm>
-                              <a:off x="0" y="0"/>
-                              <a:ext cx="1977313" cy="822325"/>
-                            </a:xfrm>
-                            <a:prstGeom prst="rect">
-                              <a:avLst/>
-                            </a:prstGeom>
-                            <a:noFill/>
-                            <a:ln>
-                              <a:noFill/>
-                            </a:ln>
-                          </wps:spPr>
-                          <wps:txbx>
-                            <w:txbxContent>
-                              <w:p>
-                                <w:pPr>
-                                  <w:spacing w:after="0" w:before="0" w:line="240"/>
-                                  <w:ind w:left="0" w:right="0" w:firstLine="0"/>
-                                  <w:jc w:val="left"/>
-                                  <w:textDirection w:val="btLr"/>
-                                </w:pPr>
-                              </w:p>
-                            </w:txbxContent>
-                          </wps:txbx>
-                          <wps:bodyPr anchorCtr="0" anchor="ctr" bIns="91425" lIns="91425" spcFirstLastPara="1" rIns="91425" wrap="square" tIns="91425">
-                            <a:noAutofit/>
-                          </wps:bodyPr>
-                        </wps:wsp>
-                      </wpg:grpSp>
-                    </wpg:wgp>
-                  </a:graphicData>
-                </a:graphic>
-              </wp:anchor>
-            </w:drawing>
-          </mc:Choice>
-          <mc:Fallback>
-            <w:drawing>
-              <wp:anchor allowOverlap="1" behindDoc="0" distB="0" distT="0" distL="114300" distR="114300" hidden="0" layoutInCell="1" locked="0" relativeHeight="0" simplePos="0">
-                <wp:simplePos x="0" y="0"/>
-                <wp:positionH relativeFrom="column">
-                  <wp:posOffset>-590549</wp:posOffset>
-                </wp:positionH>
-                <wp:positionV relativeFrom="paragraph">
-                  <wp:posOffset>3143250</wp:posOffset>
-                </wp:positionV>
-                <wp:extent cx="7761605" cy="822325"/>
-                <wp:effectExtent b="0" l="0" r="0" t="0"/>
-                <wp:wrapNone/>
-                <wp:docPr id="10" name="image13.png"/>
-                <a:graphic>
-                  <a:graphicData uri="http://schemas.openxmlformats.org/drawingml/2006/picture">
-                    <pic:pic>
-                      <pic:nvPicPr>
-                        <pic:cNvPr id="0" name="image13.png"/>
-                        <pic:cNvPicPr preferRelativeResize="0"/>
-                      </pic:nvPicPr>
-                      <pic:blipFill>
-                        <a:blip r:embed="rId6"/>
-                        <a:srcRect/>
-                        <a:stretch>
-                          <a:fillRect/>
-                        </a:stretch>
-                      </pic:blipFill>
-                      <pic:spPr>
-                        <a:xfrm>
-                          <a:off x="0" y="0"/>
-                          <a:ext cx="7761605" cy="822325"/>
-                        </a:xfrm>
-                        <a:prstGeom prst="rect"/>
-                        <a:ln/>
-                      </pic:spPr>
-                    </pic:pic>
-                  </a:graphicData>
-                </a:graphic>
-              </wp:anchor>
-            </w:drawing>
-          </mc:Fallback>
-        </mc:AlternateContent>
-      </w:r>
     </w:p>
     <w:sdt>
       <w:sdtPr>
-        <w:id w:val="373362769"/>
+        <w:id w:val="-1409247120"/>
         <w:docPartObj>
           <w:docPartGallery w:val="Table of Contents"/>
           <w:docPartUnique w:val="1"/>
@@ -1877,7 +1686,7 @@
             <w:instrText xml:space="preserve"> TOC \h \u \z \t "Heading 1,1,Heading 2,2,Heading 3,3,"</w:instrText>
             <w:fldChar w:fldCharType="separate"/>
           </w:r>
-          <w:hyperlink w:anchor="_1qxvdwgzkg39">
+          <w:hyperlink w:anchor="_b4v3wkgsz5qn">
             <w:r>
               <w:rPr>
                 <w:rFonts w:ascii="Arial" w:cs="Arial" w:eastAsia="Arial" w:hAnsi="Arial"/>
@@ -1895,9 +1704,115 @@
                 <w:vertAlign w:val="baseline"/>
                 <w:rtl w:val="0"/>
               </w:rPr>
-              <w:t xml:space="preserve">Cumplimiento de plazos</w:t>
+              <w:t xml:space="preserve">Introducción</w:t>
               <w:tab/>
-              <w:t xml:space="preserve">5</w:t>
+              <w:t xml:space="preserve">4</w:t>
+            </w:r>
+          </w:hyperlink>
+          <w:r>
+            <w:rPr>
+              <w:rtl w:val="0"/>
+            </w:rPr>
+          </w:r>
+        </w:p>
+        <w:p>
+          <w:pPr>
+            <w:widowControl w:val="0"/>
+            <w:tabs>
+              <w:tab w:val="right" w:leader="none" w:pos="12000"/>
+            </w:tabs>
+            <w:spacing w:before="60" w:line="240" w:lineRule="auto"/>
+            <w:ind w:left="360" w:firstLine="0"/>
+            <w:rPr>
+              <w:rFonts w:ascii="Arial" w:cs="Arial" w:eastAsia="Arial" w:hAnsi="Arial"/>
+              <w:b w:val="0"/>
+              <w:bCs w:val="0"/>
+              <w:i w:val="0"/>
+              <w:iCs w:val="0"/>
+              <w:smallCaps w:val="0"/>
+              <w:strike w:val="0"/>
+              <w:color w:val="000000"/>
+              <w:sz w:val="22"/>
+              <w:szCs w:val="22"/>
+              <w:u w:val="none"/>
+              <w:shd w:fill="auto" w:val="clear"/>
+              <w:vertAlign w:val="baseline"/>
+            </w:rPr>
+          </w:pPr>
+          <w:hyperlink w:anchor="_ruojne2q9rf1">
+            <w:r>
+              <w:rPr>
+                <w:rFonts w:ascii="Arial" w:cs="Arial" w:eastAsia="Arial" w:hAnsi="Arial"/>
+                <w:b w:val="0"/>
+                <w:bCs w:val="0"/>
+                <w:i w:val="0"/>
+                <w:iCs w:val="0"/>
+                <w:smallCaps w:val="0"/>
+                <w:strike w:val="0"/>
+                <w:color w:val="000000"/>
+                <w:sz w:val="22"/>
+                <w:szCs w:val="22"/>
+                <w:u w:val="none"/>
+                <w:shd w:fill="auto" w:val="clear"/>
+                <w:vertAlign w:val="baseline"/>
+                <w:rtl w:val="0"/>
+              </w:rPr>
+              <w:t xml:space="preserve">Propósito</w:t>
+              <w:tab/>
+              <w:t xml:space="preserve">4</w:t>
+            </w:r>
+          </w:hyperlink>
+          <w:r>
+            <w:rPr>
+              <w:rtl w:val="0"/>
+            </w:rPr>
+          </w:r>
+        </w:p>
+        <w:p>
+          <w:pPr>
+            <w:widowControl w:val="0"/>
+            <w:tabs>
+              <w:tab w:val="right" w:leader="none" w:pos="12000"/>
+            </w:tabs>
+            <w:spacing w:before="60" w:line="240" w:lineRule="auto"/>
+            <w:ind w:left="360" w:firstLine="0"/>
+            <w:rPr>
+              <w:rFonts w:ascii="Arial" w:cs="Arial" w:eastAsia="Arial" w:hAnsi="Arial"/>
+              <w:b w:val="0"/>
+              <w:bCs w:val="0"/>
+              <w:i w:val="0"/>
+              <w:iCs w:val="0"/>
+              <w:smallCaps w:val="0"/>
+              <w:strike w:val="0"/>
+              <w:color w:val="000000"/>
+              <w:sz w:val="22"/>
+              <w:szCs w:val="22"/>
+              <w:u w:val="none"/>
+              <w:shd w:fill="auto" w:val="clear"/>
+              <w:vertAlign w:val="baseline"/>
+            </w:rPr>
+          </w:pPr>
+          <w:hyperlink w:anchor="_dq53329yykfj">
+            <w:r>
+              <w:rPr>
+                <w:rFonts w:ascii="Arial" w:cs="Arial" w:eastAsia="Arial" w:hAnsi="Arial"/>
+                <w:b w:val="0"/>
+                <w:bCs w:val="0"/>
+                <w:i w:val="0"/>
+                <w:iCs w:val="0"/>
+                <w:smallCaps w:val="0"/>
+                <w:strike w:val="0"/>
+                <w:color w:val="000000"/>
+                <w:sz w:val="22"/>
+                <w:szCs w:val="22"/>
+                <w:u w:val="none"/>
+                <w:shd w:fill="auto" w:val="clear"/>
+                <w:vertAlign w:val="baseline"/>
+                <w:rtl w:val="0"/>
+              </w:rPr>
+              <w:t xml:space="preserve">Referencias</w:t>
+              <w:tab/>
+              <w:t xml:space="preserve">4</w:t>
             </w:r>
           </w:hyperlink>
           <w:r>
@@ -1930,7 +1845,7 @@
               <w:vertAlign w:val="baseline"/>
             </w:rPr>
           </w:pPr>
-          <w:hyperlink w:anchor="_xnib1qhv2je8">
+          <w:hyperlink w:anchor="_muonnvj4gn12">
             <w:r>
               <w:rPr>
                 <w:rFonts w:ascii="Arial" w:cs="Arial" w:eastAsia="Arial" w:hAnsi="Arial"/>
@@ -1948,9 +1863,115 @@
                 <w:vertAlign w:val="baseline"/>
                 <w:rtl w:val="0"/>
               </w:rPr>
-              <w:t xml:space="preserve">Calidad técnica de los entregables</w:t>
+              <w:t xml:space="preserve">Objetivos</w:t>
               <w:tab/>
               <w:t xml:space="preserve">5</w:t>
+            </w:r>
+          </w:hyperlink>
+          <w:r>
+            <w:rPr>
+              <w:rtl w:val="0"/>
+            </w:rPr>
+          </w:r>
+        </w:p>
+        <w:p>
+          <w:pPr>
+            <w:widowControl w:val="0"/>
+            <w:tabs>
+              <w:tab w:val="right" w:leader="none" w:pos="12000"/>
+            </w:tabs>
+            <w:spacing w:before="60" w:line="240" w:lineRule="auto"/>
+            <w:ind w:left="360" w:firstLine="0"/>
+            <w:rPr>
+              <w:rFonts w:ascii="Arial" w:cs="Arial" w:eastAsia="Arial" w:hAnsi="Arial"/>
+              <w:b w:val="0"/>
+              <w:bCs w:val="0"/>
+              <w:i w:val="0"/>
+              <w:iCs w:val="0"/>
+              <w:smallCaps w:val="0"/>
+              <w:strike w:val="0"/>
+              <w:color w:val="000000"/>
+              <w:sz w:val="22"/>
+              <w:szCs w:val="22"/>
+              <w:u w:val="none"/>
+              <w:shd w:fill="auto" w:val="clear"/>
+              <w:vertAlign w:val="baseline"/>
+            </w:rPr>
+          </w:pPr>
+          <w:hyperlink w:anchor="_ncx24lygv0mw">
+            <w:r>
+              <w:rPr>
+                <w:rFonts w:ascii="Arial" w:cs="Arial" w:eastAsia="Arial" w:hAnsi="Arial"/>
+                <w:b w:val="0"/>
+                <w:bCs w:val="0"/>
+                <w:i w:val="0"/>
+                <w:iCs w:val="0"/>
+                <w:smallCaps w:val="0"/>
+                <w:strike w:val="0"/>
+                <w:color w:val="000000"/>
+                <w:sz w:val="22"/>
+                <w:szCs w:val="22"/>
+                <w:u w:val="none"/>
+                <w:shd w:fill="auto" w:val="clear"/>
+                <w:vertAlign w:val="baseline"/>
+                <w:rtl w:val="0"/>
+              </w:rPr>
+              <w:t xml:space="preserve">Criterios de Evaluación</w:t>
+              <w:tab/>
+              <w:t xml:space="preserve">5</w:t>
+            </w:r>
+          </w:hyperlink>
+          <w:r>
+            <w:rPr>
+              <w:rtl w:val="0"/>
+            </w:rPr>
+          </w:r>
+        </w:p>
+        <w:p>
+          <w:pPr>
+            <w:widowControl w:val="0"/>
+            <w:tabs>
+              <w:tab w:val="right" w:leader="none" w:pos="12000"/>
+            </w:tabs>
+            <w:spacing w:before="60" w:line="240" w:lineRule="auto"/>
+            <w:ind w:left="360" w:firstLine="0"/>
+            <w:rPr>
+              <w:rFonts w:ascii="Arial" w:cs="Arial" w:eastAsia="Arial" w:hAnsi="Arial"/>
+              <w:b w:val="0"/>
+              <w:bCs w:val="0"/>
+              <w:i w:val="0"/>
+              <w:iCs w:val="0"/>
+              <w:smallCaps w:val="0"/>
+              <w:strike w:val="0"/>
+              <w:color w:val="000000"/>
+              <w:sz w:val="22"/>
+              <w:szCs w:val="22"/>
+              <w:u w:val="none"/>
+              <w:shd w:fill="auto" w:val="clear"/>
+              <w:vertAlign w:val="baseline"/>
+            </w:rPr>
+          </w:pPr>
+          <w:hyperlink w:anchor="_d9h50zzgsbd9">
+            <w:r>
+              <w:rPr>
+                <w:rFonts w:ascii="Arial" w:cs="Arial" w:eastAsia="Arial" w:hAnsi="Arial"/>
+                <w:b w:val="0"/>
+                <w:bCs w:val="0"/>
+                <w:i w:val="0"/>
+                <w:iCs w:val="0"/>
+                <w:smallCaps w:val="0"/>
+                <w:strike w:val="0"/>
+                <w:color w:val="000000"/>
+                <w:sz w:val="22"/>
+                <w:szCs w:val="22"/>
+                <w:u w:val="none"/>
+                <w:shd w:fill="auto" w:val="clear"/>
+                <w:vertAlign w:val="baseline"/>
+                <w:rtl w:val="0"/>
+              </w:rPr>
+              <w:t xml:space="preserve">Elementos de la Línea Base</w:t>
+              <w:tab/>
+              <w:t xml:space="preserve">6</w:t>
             </w:r>
           </w:hyperlink>
           <w:r>
@@ -1983,7 +2004,7 @@
               <w:vertAlign w:val="baseline"/>
             </w:rPr>
           </w:pPr>
-          <w:hyperlink w:anchor="_sttwlyfk4npx">
+          <w:hyperlink w:anchor="_dtual7v0agb3">
             <w:r>
               <w:rPr>
                 <w:rFonts w:ascii="Arial" w:cs="Arial" w:eastAsia="Arial" w:hAnsi="Arial"/>
@@ -2001,9 +2022,9 @@
                 <w:vertAlign w:val="baseline"/>
                 <w:rtl w:val="0"/>
               </w:rPr>
-              <w:t xml:space="preserve">Validación mediante pruebas</w:t>
+              <w:t xml:space="preserve">Planificación</w:t>
               <w:tab/>
-              <w:t xml:space="preserve">5</w:t>
+              <w:t xml:space="preserve">6</w:t>
             </w:r>
           </w:hyperlink>
           <w:r>
@@ -2036,7 +2057,7 @@
               <w:vertAlign w:val="baseline"/>
             </w:rPr>
           </w:pPr>
-          <w:hyperlink w:anchor="_xx4cpn78otmi">
+          <w:hyperlink w:anchor="_6ug0jk3alvd6">
             <w:r>
               <w:rPr>
                 <w:rFonts w:ascii="Arial" w:cs="Arial" w:eastAsia="Arial" w:hAnsi="Arial"/>
@@ -2054,9 +2075,327 @@
                 <w:vertAlign w:val="baseline"/>
                 <w:rtl w:val="0"/>
               </w:rPr>
-              <w:t xml:space="preserve">Responsabilidad y participación</w:t>
+              <w:t xml:space="preserve">Evaluación 18-11-2025</w:t>
               <w:tab/>
-              <w:t xml:space="preserve">6</w:t>
+              <w:t xml:space="preserve">9</w:t>
+            </w:r>
+          </w:hyperlink>
+          <w:r>
+            <w:rPr>
+              <w:rtl w:val="0"/>
+            </w:rPr>
+          </w:r>
+        </w:p>
+        <w:p>
+          <w:pPr>
+            <w:widowControl w:val="0"/>
+            <w:tabs>
+              <w:tab w:val="right" w:leader="none" w:pos="12000"/>
+            </w:tabs>
+            <w:spacing w:before="60" w:line="240" w:lineRule="auto"/>
+            <w:ind w:left="360" w:firstLine="0"/>
+            <w:rPr>
+              <w:rFonts w:ascii="Arial" w:cs="Arial" w:eastAsia="Arial" w:hAnsi="Arial"/>
+              <w:b w:val="0"/>
+              <w:bCs w:val="0"/>
+              <w:i w:val="0"/>
+              <w:iCs w:val="0"/>
+              <w:smallCaps w:val="0"/>
+              <w:strike w:val="0"/>
+              <w:color w:val="000000"/>
+              <w:sz w:val="22"/>
+              <w:szCs w:val="22"/>
+              <w:u w:val="none"/>
+              <w:shd w:fill="auto" w:val="clear"/>
+              <w:vertAlign w:val="baseline"/>
+            </w:rPr>
+          </w:pPr>
+          <w:hyperlink w:anchor="_qml0aywvko3q">
+            <w:r>
+              <w:rPr>
+                <w:rFonts w:ascii="Arial" w:cs="Arial" w:eastAsia="Arial" w:hAnsi="Arial"/>
+                <w:b w:val="0"/>
+                <w:bCs w:val="0"/>
+                <w:i w:val="0"/>
+                <w:iCs w:val="0"/>
+                <w:smallCaps w:val="0"/>
+                <w:strike w:val="0"/>
+                <w:color w:val="000000"/>
+                <w:sz w:val="22"/>
+                <w:szCs w:val="22"/>
+                <w:u w:val="none"/>
+                <w:shd w:fill="auto" w:val="clear"/>
+                <w:vertAlign w:val="baseline"/>
+                <w:rtl w:val="0"/>
+              </w:rPr>
+              <w:t xml:space="preserve">Objetivos Alcanzados</w:t>
+              <w:tab/>
+              <w:t xml:space="preserve">9</w:t>
+            </w:r>
+          </w:hyperlink>
+          <w:r>
+            <w:rPr>
+              <w:rtl w:val="0"/>
+            </w:rPr>
+          </w:r>
+        </w:p>
+        <w:p>
+          <w:pPr>
+            <w:widowControl w:val="0"/>
+            <w:tabs>
+              <w:tab w:val="right" w:leader="none" w:pos="12000"/>
+            </w:tabs>
+            <w:spacing w:before="60" w:line="240" w:lineRule="auto"/>
+            <w:ind w:left="360" w:firstLine="0"/>
+            <w:rPr>
+              <w:rFonts w:ascii="Arial" w:cs="Arial" w:eastAsia="Arial" w:hAnsi="Arial"/>
+              <w:b w:val="0"/>
+              <w:bCs w:val="0"/>
+              <w:i w:val="0"/>
+              <w:iCs w:val="0"/>
+              <w:smallCaps w:val="0"/>
+              <w:strike w:val="0"/>
+              <w:color w:val="000000"/>
+              <w:sz w:val="22"/>
+              <w:szCs w:val="22"/>
+              <w:u w:val="none"/>
+              <w:shd w:fill="auto" w:val="clear"/>
+              <w:vertAlign w:val="baseline"/>
+            </w:rPr>
+          </w:pPr>
+          <w:hyperlink w:anchor="_ul0ti4i17lfg">
+            <w:r>
+              <w:rPr>
+                <w:rFonts w:ascii="Arial" w:cs="Arial" w:eastAsia="Arial" w:hAnsi="Arial"/>
+                <w:b w:val="0"/>
+                <w:bCs w:val="0"/>
+                <w:i w:val="0"/>
+                <w:iCs w:val="0"/>
+                <w:smallCaps w:val="0"/>
+                <w:strike w:val="0"/>
+                <w:color w:val="000000"/>
+                <w:sz w:val="22"/>
+                <w:szCs w:val="22"/>
+                <w:u w:val="none"/>
+                <w:shd w:fill="auto" w:val="clear"/>
+                <w:vertAlign w:val="baseline"/>
+                <w:rtl w:val="0"/>
+              </w:rPr>
+              <w:t xml:space="preserve">Objetivos No Alcanzados</w:t>
+              <w:tab/>
+              <w:t xml:space="preserve">9</w:t>
+            </w:r>
+          </w:hyperlink>
+          <w:r>
+            <w:rPr>
+              <w:rtl w:val="0"/>
+            </w:rPr>
+          </w:r>
+        </w:p>
+        <w:p>
+          <w:pPr>
+            <w:widowControl w:val="0"/>
+            <w:tabs>
+              <w:tab w:val="right" w:leader="none" w:pos="12000"/>
+            </w:tabs>
+            <w:spacing w:before="60" w:line="240" w:lineRule="auto"/>
+            <w:ind w:left="360" w:firstLine="0"/>
+            <w:rPr>
+              <w:rFonts w:ascii="Arial" w:cs="Arial" w:eastAsia="Arial" w:hAnsi="Arial"/>
+              <w:b w:val="0"/>
+              <w:bCs w:val="0"/>
+              <w:i w:val="0"/>
+              <w:iCs w:val="0"/>
+              <w:smallCaps w:val="0"/>
+              <w:strike w:val="0"/>
+              <w:color w:val="000000"/>
+              <w:sz w:val="22"/>
+              <w:szCs w:val="22"/>
+              <w:u w:val="none"/>
+              <w:shd w:fill="auto" w:val="clear"/>
+              <w:vertAlign w:val="baseline"/>
+            </w:rPr>
+          </w:pPr>
+          <w:hyperlink w:anchor="_m7p5j51yw43l">
+            <w:r>
+              <w:rPr>
+                <w:rFonts w:ascii="Arial" w:cs="Arial" w:eastAsia="Arial" w:hAnsi="Arial"/>
+                <w:b w:val="0"/>
+                <w:bCs w:val="0"/>
+                <w:i w:val="0"/>
+                <w:iCs w:val="0"/>
+                <w:smallCaps w:val="0"/>
+                <w:strike w:val="0"/>
+                <w:color w:val="000000"/>
+                <w:sz w:val="22"/>
+                <w:szCs w:val="22"/>
+                <w:u w:val="none"/>
+                <w:shd w:fill="auto" w:val="clear"/>
+                <w:vertAlign w:val="baseline"/>
+                <w:rtl w:val="0"/>
+              </w:rPr>
+              <w:t xml:space="preserve">Elementos incluidos en la Línea Base</w:t>
+              <w:tab/>
+              <w:t xml:space="preserve">9</w:t>
+            </w:r>
+          </w:hyperlink>
+          <w:r>
+            <w:rPr>
+              <w:rtl w:val="0"/>
+            </w:rPr>
+          </w:r>
+        </w:p>
+        <w:p>
+          <w:pPr>
+            <w:widowControl w:val="0"/>
+            <w:tabs>
+              <w:tab w:val="right" w:leader="none" w:pos="12000"/>
+            </w:tabs>
+            <w:spacing w:before="60" w:line="240" w:lineRule="auto"/>
+            <w:ind w:left="360" w:firstLine="0"/>
+            <w:rPr>
+              <w:rFonts w:ascii="Arial" w:cs="Arial" w:eastAsia="Arial" w:hAnsi="Arial"/>
+              <w:b w:val="0"/>
+              <w:bCs w:val="0"/>
+              <w:i w:val="0"/>
+              <w:iCs w:val="0"/>
+              <w:smallCaps w:val="0"/>
+              <w:strike w:val="0"/>
+              <w:color w:val="000000"/>
+              <w:sz w:val="22"/>
+              <w:szCs w:val="22"/>
+              <w:u w:val="none"/>
+              <w:shd w:fill="auto" w:val="clear"/>
+              <w:vertAlign w:val="baseline"/>
+            </w:rPr>
+          </w:pPr>
+          <w:hyperlink w:anchor="_m60ox6ek3f74">
+            <w:r>
+              <w:rPr>
+                <w:rFonts w:ascii="Arial" w:cs="Arial" w:eastAsia="Arial" w:hAnsi="Arial"/>
+                <w:b w:val="0"/>
+                <w:bCs w:val="0"/>
+                <w:i w:val="0"/>
+                <w:iCs w:val="0"/>
+                <w:smallCaps w:val="0"/>
+                <w:strike w:val="0"/>
+                <w:color w:val="000000"/>
+                <w:sz w:val="22"/>
+                <w:szCs w:val="22"/>
+                <w:u w:val="none"/>
+                <w:shd w:fill="auto" w:val="clear"/>
+                <w:vertAlign w:val="baseline"/>
+                <w:rtl w:val="0"/>
+              </w:rPr>
+              <w:t xml:space="preserve">Estadísticas del equipo</w:t>
+              <w:tab/>
+              <w:t xml:space="preserve">10</w:t>
+            </w:r>
+          </w:hyperlink>
+          <w:r>
+            <w:rPr>
+              <w:rtl w:val="0"/>
+            </w:rPr>
+          </w:r>
+        </w:p>
+        <w:p>
+          <w:pPr>
+            <w:widowControl w:val="0"/>
+            <w:tabs>
+              <w:tab w:val="right" w:leader="none" w:pos="12000"/>
+            </w:tabs>
+            <w:spacing w:before="60" w:line="240" w:lineRule="auto"/>
+            <w:ind w:left="360" w:firstLine="0"/>
+            <w:rPr>
+              <w:rFonts w:ascii="Arial" w:cs="Arial" w:eastAsia="Arial" w:hAnsi="Arial"/>
+              <w:b w:val="0"/>
+              <w:bCs w:val="0"/>
+              <w:i w:val="0"/>
+              <w:iCs w:val="0"/>
+              <w:smallCaps w:val="0"/>
+              <w:strike w:val="0"/>
+              <w:color w:val="000000"/>
+              <w:sz w:val="22"/>
+              <w:szCs w:val="22"/>
+              <w:u w:val="none"/>
+              <w:shd w:fill="auto" w:val="clear"/>
+              <w:vertAlign w:val="baseline"/>
+            </w:rPr>
+          </w:pPr>
+          <w:hyperlink w:anchor="_7ck6fxdea3tb">
+            <w:r>
+              <w:rPr>
+                <w:rFonts w:ascii="Arial" w:cs="Arial" w:eastAsia="Arial" w:hAnsi="Arial"/>
+                <w:b w:val="0"/>
+                <w:bCs w:val="0"/>
+                <w:i w:val="0"/>
+                <w:iCs w:val="0"/>
+                <w:smallCaps w:val="0"/>
+                <w:strike w:val="0"/>
+                <w:color w:val="000000"/>
+                <w:sz w:val="22"/>
+                <w:szCs w:val="22"/>
+                <w:u w:val="none"/>
+                <w:shd w:fill="auto" w:val="clear"/>
+                <w:vertAlign w:val="baseline"/>
+                <w:rtl w:val="0"/>
+              </w:rPr>
+              <w:t xml:space="preserve">Conclusión</w:t>
+              <w:tab/>
+              <w:t xml:space="preserve">10</w:t>
+            </w:r>
+          </w:hyperlink>
+          <w:r>
+            <w:rPr>
+              <w:rtl w:val="0"/>
+            </w:rPr>
+          </w:r>
+        </w:p>
+        <w:p>
+          <w:pPr>
+            <w:widowControl w:val="0"/>
+            <w:tabs>
+              <w:tab w:val="right" w:leader="none" w:pos="12000"/>
+            </w:tabs>
+            <w:spacing w:before="60" w:line="240" w:lineRule="auto"/>
+            <w:ind w:left="360" w:firstLine="0"/>
+            <w:rPr>
+              <w:rFonts w:ascii="Arial" w:cs="Arial" w:eastAsia="Arial" w:hAnsi="Arial"/>
+              <w:b w:val="0"/>
+              <w:bCs w:val="0"/>
+              <w:i w:val="0"/>
+              <w:iCs w:val="0"/>
+              <w:smallCaps w:val="0"/>
+              <w:strike w:val="0"/>
+              <w:color w:val="000000"/>
+              <w:sz w:val="22"/>
+              <w:szCs w:val="22"/>
+              <w:u w:val="none"/>
+              <w:shd w:fill="auto" w:val="clear"/>
+              <w:vertAlign w:val="baseline"/>
+            </w:rPr>
+          </w:pPr>
+          <w:hyperlink w:anchor="_rznlsbp4izfl">
+            <w:r>
+              <w:rPr>
+                <w:rFonts w:ascii="Arial" w:cs="Arial" w:eastAsia="Arial" w:hAnsi="Arial"/>
+                <w:b w:val="0"/>
+                <w:bCs w:val="0"/>
+                <w:i w:val="0"/>
+                <w:iCs w:val="0"/>
+                <w:smallCaps w:val="0"/>
+                <w:strike w:val="0"/>
+                <w:color w:val="000000"/>
+                <w:sz w:val="22"/>
+                <w:szCs w:val="22"/>
+                <w:u w:val="none"/>
+                <w:shd w:fill="auto" w:val="clear"/>
+                <w:vertAlign w:val="baseline"/>
+                <w:rtl w:val="0"/>
+              </w:rPr>
+              <w:t xml:space="preserve">Estado del repositorio</w:t>
+              <w:tab/>
+              <w:t xml:space="preserve">11</w:t>
             </w:r>
           </w:hyperlink>
           <w:r>
@@ -2353,7 +2692,7 @@
         <w:widowControl w:val="1"/>
         <w:numPr>
           <w:ilvl w:val="0"/>
-          <w:numId w:val="7"/>
+          <w:numId w:val="8"/>
         </w:numPr>
         <w:pBdr>
           <w:top w:space="0" w:sz="0" w:val="nil"/>
@@ -2396,7 +2735,7 @@
         <w:widowControl w:val="1"/>
         <w:numPr>
           <w:ilvl w:val="0"/>
-          <w:numId w:val="7"/>
+          <w:numId w:val="8"/>
         </w:numPr>
         <w:pBdr>
           <w:top w:space="0" w:sz="0" w:val="nil"/>
@@ -2461,7 +2800,7 @@
         <w:widowControl w:val="1"/>
         <w:numPr>
           <w:ilvl w:val="0"/>
-          <w:numId w:val="7"/>
+          <w:numId w:val="8"/>
         </w:numPr>
         <w:pBdr>
           <w:top w:space="0" w:sz="0" w:val="nil"/>
@@ -2504,7 +2843,7 @@
         <w:widowControl w:val="1"/>
         <w:numPr>
           <w:ilvl w:val="0"/>
-          <w:numId w:val="7"/>
+          <w:numId w:val="8"/>
         </w:numPr>
         <w:pBdr>
           <w:top w:space="0" w:sz="0" w:val="nil"/>
@@ -2547,7 +2886,7 @@
         <w:widowControl w:val="1"/>
         <w:numPr>
           <w:ilvl w:val="0"/>
-          <w:numId w:val="7"/>
+          <w:numId w:val="8"/>
         </w:numPr>
         <w:pBdr>
           <w:top w:space="0" w:sz="0" w:val="nil"/>
@@ -2780,7 +3119,7 @@
         <w:widowControl w:val="1"/>
         <w:numPr>
           <w:ilvl w:val="0"/>
-          <w:numId w:val="8"/>
+          <w:numId w:val="9"/>
         </w:numPr>
         <w:pBdr>
           <w:top w:space="0" w:sz="0" w:val="nil"/>
@@ -2810,7 +3149,7 @@
         <w:widowControl w:val="1"/>
         <w:numPr>
           <w:ilvl w:val="0"/>
-          <w:numId w:val="8"/>
+          <w:numId w:val="9"/>
         </w:numPr>
         <w:pBdr>
           <w:top w:space="0" w:sz="0" w:val="nil"/>
@@ -2840,7 +3179,7 @@
         <w:widowControl w:val="1"/>
         <w:numPr>
           <w:ilvl w:val="0"/>
-          <w:numId w:val="8"/>
+          <w:numId w:val="9"/>
         </w:numPr>
         <w:pBdr>
           <w:top w:space="0" w:sz="0" w:val="nil"/>
@@ -2870,7 +3209,7 @@
         <w:widowControl w:val="1"/>
         <w:numPr>
           <w:ilvl w:val="0"/>
-          <w:numId w:val="8"/>
+          <w:numId w:val="9"/>
         </w:numPr>
         <w:pBdr>
           <w:top w:space="0" w:sz="0" w:val="nil"/>
@@ -2993,7 +3332,7 @@
         <w:rPr>
           <w:rtl w:val="0"/>
         </w:rPr>
-        <w:t xml:space="preserve">Para considerar exitosa la Iteración 2 de la Fase de Construcción del proyecto</w:t>
+        <w:t xml:space="preserve">Para considerar exitosa la Iteración 3 de la Fase de Construcción del proyecto</w:t>
       </w:r>
       <w:r>
         <w:rPr>
@@ -3049,7 +3388,7 @@
       <w:pPr>
         <w:numPr>
           <w:ilvl w:val="0"/>
-          <w:numId w:val="12"/>
+          <w:numId w:val="13"/>
         </w:numPr>
         <w:tabs>
           <w:tab w:val="left" w:leader="none" w:pos="0"/>
@@ -3067,7 +3406,7 @@
       <w:pPr>
         <w:numPr>
           <w:ilvl w:val="0"/>
-          <w:numId w:val="12"/>
+          <w:numId w:val="13"/>
         </w:numPr>
         <w:tabs>
           <w:tab w:val="left" w:leader="none" w:pos="0"/>
@@ -3078,14 +3417,14 @@
         <w:rPr>
           <w:rtl w:val="0"/>
         </w:rPr>
-        <w:t xml:space="preserve">Los puntos de control (HITO 1, HITO 2 y HITO 3) deben cumplirse dentro del cronograma establecido.</w:t>
+        <w:t xml:space="preserve">Los puntos de control (HITOS) deben cumplirse dentro del cronograma establecido.</w:t>
       </w:r>
     </w:p>
     <w:p>
       <w:pPr>
         <w:numPr>
           <w:ilvl w:val="0"/>
-          <w:numId w:val="12"/>
+          <w:numId w:val="13"/>
         </w:numPr>
         <w:tabs>
           <w:tab w:val="left" w:leader="none" w:pos="0"/>
@@ -3135,6 +3474,248 @@
           <w:rtl w:val="0"/>
         </w:rPr>
         <w:t xml:space="preserve">Calidad técnica de los entregables</w:t>
+      </w:r>
+    </w:p>
+    <w:p>
+      <w:pPr>
+        <w:numPr>
+          <w:ilvl w:val="0"/>
+          <w:numId w:val="11"/>
+        </w:numPr>
+        <w:tabs>
+          <w:tab w:val="left" w:leader="none" w:pos="0"/>
+        </w:tabs>
+        <w:spacing w:after="0" w:afterAutospacing="0" w:before="240" w:lineRule="auto"/>
+        <w:ind w:left="720" w:hanging="360"/>
+        <w:rPr/>
+      </w:pPr>
+      <w:r>
+        <w:rPr>
+          <w:rtl w:val="0"/>
+        </w:rPr>
+        <w:t xml:space="preserve">El código fuente desarrollado debe seguir los estándares de programación definidos por el equipo y ajustarse al diseño arquitectónico y al de componentes.</w:t>
+        <w:br w:type="textWrapping"/>
+      </w:r>
+    </w:p>
+    <w:p>
+      <w:pPr>
+        <w:numPr>
+          <w:ilvl w:val="0"/>
+          <w:numId w:val="11"/>
+        </w:numPr>
+        <w:tabs>
+          <w:tab w:val="left" w:leader="none" w:pos="0"/>
+        </w:tabs>
+        <w:spacing w:after="0" w:afterAutospacing="0" w:before="0" w:beforeAutospacing="0" w:lineRule="auto"/>
+        <w:ind w:left="720" w:hanging="360"/>
+        <w:rPr/>
+      </w:pPr>
+      <w:r>
+        <w:rPr>
+          <w:rtl w:val="0"/>
+        </w:rPr>
+        <w:t xml:space="preserve">El modelo de datos debe estar correctamente implementado y normalizado, garantizando la integridad referencial.</w:t>
+        <w:br w:type="textWrapping"/>
+      </w:r>
+    </w:p>
+    <w:p>
+      <w:pPr>
+        <w:numPr>
+          <w:ilvl w:val="0"/>
+          <w:numId w:val="11"/>
+        </w:numPr>
+        <w:tabs>
+          <w:tab w:val="left" w:leader="none" w:pos="0"/>
+        </w:tabs>
+        <w:spacing w:after="0" w:afterAutospacing="0" w:before="0" w:beforeAutospacing="0" w:lineRule="auto"/>
+        <w:ind w:left="720" w:hanging="360"/>
+        <w:rPr/>
+      </w:pPr>
+      <w:r>
+        <w:rPr>
+          <w:rtl w:val="0"/>
+        </w:rPr>
+        <w:t xml:space="preserve">El modelo arquitectónico y los diagramas de diseño deben ser coherentes entre sí y reflejar la estructura del sistema.</w:t>
+        <w:br w:type="textWrapping"/>
+      </w:r>
+    </w:p>
+    <w:p>
+      <w:pPr>
+        <w:numPr>
+          <w:ilvl w:val="0"/>
+          <w:numId w:val="11"/>
+        </w:numPr>
+        <w:tabs>
+          <w:tab w:val="left" w:leader="none" w:pos="0"/>
+        </w:tabs>
+        <w:spacing w:after="0" w:afterAutospacing="0" w:before="0" w:beforeAutospacing="0" w:lineRule="auto"/>
+        <w:ind w:left="720" w:hanging="360"/>
+        <w:rPr/>
+      </w:pPr>
+      <w:r>
+        <w:rPr>
+          <w:rtl w:val="0"/>
+        </w:rPr>
+        <w:t xml:space="preserve">Las pruebas unitarias deben demostrar el funcionamiento correcto y estable de los módulos desarrollados.</w:t>
+        <w:br w:type="textWrapping"/>
+      </w:r>
+    </w:p>
+    <w:p>
+      <w:pPr>
+        <w:numPr>
+          <w:ilvl w:val="0"/>
+          <w:numId w:val="11"/>
+        </w:numPr>
+        <w:tabs>
+          <w:tab w:val="left" w:leader="none" w:pos="0"/>
+        </w:tabs>
+        <w:spacing w:after="240" w:before="0" w:beforeAutospacing="0" w:lineRule="auto"/>
+        <w:ind w:left="720" w:hanging="360"/>
+        <w:rPr/>
+      </w:pPr>
+      <w:r>
+        <w:rPr>
+          <w:rtl w:val="0"/>
+        </w:rPr>
+        <w:t xml:space="preserve">Todos los entregables (modelos, diagramas, código y documentación) deben estar actualizados, completos y bien organizados en el repositorio.</w:t>
+      </w:r>
+      <w:r>
+        <w:rPr>
+          <w:rtl w:val="0"/>
+        </w:rPr>
+      </w:r>
+    </w:p>
+    <w:p>
+      <w:pPr>
+        <w:pStyle w:val="Heading4"/>
+        <w:keepNext w:val="0"/>
+        <w:keepLines w:val="0"/>
+        <w:tabs>
+          <w:tab w:val="left" w:leader="none" w:pos="0"/>
+        </w:tabs>
+        <w:spacing w:after="40" w:before="240" w:lineRule="auto"/>
+        <w:ind w:left="109" w:firstLine="0"/>
+        <w:jc w:val="both"/>
+        <w:rPr>
+          <w:rFonts w:ascii="Calibri" w:cs="Calibri" w:eastAsia="Calibri" w:hAnsi="Calibri"/>
+          <w:i w:val="0"/>
+          <w:iCs w:val="0"/>
+          <w:color w:val="000000"/>
+          <w:u w:val="single"/>
+        </w:rPr>
+      </w:pPr>
+      <w:bookmarkStart w:colFirst="0" w:colLast="0" w:name="_sttwlyfk4npx" w:id="8"/>
+      <w:bookmarkEnd w:id="8"/>
+      <w:r>
+        <w:rPr>
+          <w:rFonts w:ascii="Calibri" w:cs="Calibri" w:eastAsia="Calibri" w:hAnsi="Calibri"/>
+          <w:i w:val="0"/>
+          <w:iCs w:val="0"/>
+          <w:color w:val="000000"/>
+          <w:u w:val="single"/>
+          <w:rtl w:val="0"/>
+        </w:rPr>
+        <w:t xml:space="preserve"> Validación mediante pruebas</w:t>
+      </w:r>
+    </w:p>
+    <w:p>
+      <w:pPr>
+        <w:numPr>
+          <w:ilvl w:val="0"/>
+          <w:numId w:val="14"/>
+        </w:numPr>
+        <w:tabs>
+          <w:tab w:val="left" w:leader="none" w:pos="0"/>
+        </w:tabs>
+        <w:spacing w:after="0" w:afterAutospacing="0" w:before="240" w:lineRule="auto"/>
+        <w:ind w:left="720" w:hanging="360"/>
+        <w:rPr/>
+      </w:pPr>
+      <w:r>
+        <w:rPr>
+          <w:rtl w:val="0"/>
+        </w:rPr>
+        <w:t xml:space="preserve">Las pruebas unitarias y funcionales deben ejecutarse sobre todos los módulos desarrollados en esta iteración.</w:t>
+        <w:br w:type="textWrapping"/>
+      </w:r>
+    </w:p>
+    <w:p>
+      <w:pPr>
+        <w:numPr>
+          <w:ilvl w:val="0"/>
+          <w:numId w:val="14"/>
+        </w:numPr>
+        <w:tabs>
+          <w:tab w:val="left" w:leader="none" w:pos="0"/>
+        </w:tabs>
+        <w:spacing w:after="0" w:afterAutospacing="0" w:before="0" w:beforeAutospacing="0" w:lineRule="auto"/>
+        <w:ind w:left="720" w:hanging="360"/>
+        <w:rPr/>
+      </w:pPr>
+      <w:r>
+        <w:rPr>
+          <w:rtl w:val="0"/>
+        </w:rPr>
+        <w:t xml:space="preserve">Cada caso de uso implementado debe contar con su respectiva verificación y validación de resultados esperados.</w:t>
+        <w:br w:type="textWrapping"/>
+      </w:r>
+    </w:p>
+    <w:p>
+      <w:pPr>
+        <w:numPr>
+          <w:ilvl w:val="0"/>
+          <w:numId w:val="14"/>
+        </w:numPr>
+        <w:tabs>
+          <w:tab w:val="left" w:leader="none" w:pos="0"/>
+        </w:tabs>
+        <w:spacing w:after="240" w:before="0" w:beforeAutospacing="0" w:lineRule="auto"/>
+        <w:ind w:left="720" w:hanging="360"/>
+        <w:rPr/>
+      </w:pPr>
+      <w:r>
+        <w:rPr>
+          <w:rtl w:val="0"/>
+        </w:rPr>
+        <w:t xml:space="preserve">Los errores o fallas detectadas durante la ejecución de pruebas deberán registrarse y resolverse antes del cierre de la iteración.</w:t>
+      </w:r>
+      <w:r>
+        <w:rPr>
+          <w:rtl w:val="0"/>
+        </w:rPr>
+      </w:r>
+    </w:p>
+    <w:p>
+      <w:pPr>
+        <w:pStyle w:val="Heading4"/>
+        <w:keepNext w:val="0"/>
+        <w:keepLines w:val="0"/>
+        <w:tabs>
+          <w:tab w:val="left" w:leader="none" w:pos="0"/>
+        </w:tabs>
+        <w:spacing w:after="40" w:before="240" w:lineRule="auto"/>
+        <w:ind w:left="109" w:firstLine="0"/>
+        <w:jc w:val="both"/>
+        <w:rPr>
+          <w:rFonts w:ascii="Calibri" w:cs="Calibri" w:eastAsia="Calibri" w:hAnsi="Calibri"/>
+          <w:i w:val="0"/>
+          <w:iCs w:val="0"/>
+          <w:color w:val="000000"/>
+          <w:u w:val="single"/>
+        </w:rPr>
+      </w:pPr>
+      <w:bookmarkStart w:colFirst="0" w:colLast="0" w:name="_xx4cpn78otmi" w:id="9"/>
+      <w:bookmarkEnd w:id="9"/>
+      <w:r>
+        <w:rPr>
+          <w:rFonts w:ascii="Calibri" w:cs="Calibri" w:eastAsia="Calibri" w:hAnsi="Calibri"/>
+          <w:i w:val="0"/>
+          <w:iCs w:val="0"/>
+          <w:color w:val="000000"/>
+          <w:u w:val="single"/>
+          <w:rtl w:val="0"/>
+        </w:rPr>
+        <w:t xml:space="preserve"> Responsabilidad y participación</w:t>
       </w:r>
     </w:p>
     <w:p>
@@ -3154,7 +3735,7 @@
         <w:rPr>
           <w:rtl w:val="0"/>
         </w:rPr>
-        <w:t xml:space="preserve">El código fuente desarrollado debe seguir los estándares de programación definidos por el equipo y ajustarse al diseño arquitectónico y al de componentes.</w:t>
+        <w:t xml:space="preserve">Cada integrante del equipo NexTech debe cumplir con las tareas asignadas dentro de los plazos acordados.</w:t>
         <w:br w:type="textWrapping"/>
       </w:r>
     </w:p>
@@ -3163,248 +3744,6 @@
         <w:numPr>
           <w:ilvl w:val="0"/>
           <w:numId w:val="10"/>
-        </w:numPr>
-        <w:tabs>
-          <w:tab w:val="left" w:leader="none" w:pos="0"/>
-        </w:tabs>
-        <w:spacing w:after="0" w:afterAutospacing="0" w:before="0" w:beforeAutospacing="0" w:lineRule="auto"/>
-        <w:ind w:left="720" w:hanging="360"/>
-        <w:rPr/>
-      </w:pPr>
-      <w:r>
-        <w:rPr>
-          <w:rtl w:val="0"/>
-        </w:rPr>
-        <w:t xml:space="preserve">El modelo de datos debe estar correctamente implementado y normalizado, garantizando la integridad referencial.</w:t>
-        <w:br w:type="textWrapping"/>
-      </w:r>
-    </w:p>
-    <w:p>
-      <w:pPr>
-        <w:numPr>
-          <w:ilvl w:val="0"/>
-          <w:numId w:val="10"/>
-        </w:numPr>
-        <w:tabs>
-          <w:tab w:val="left" w:leader="none" w:pos="0"/>
-        </w:tabs>
-        <w:spacing w:after="0" w:afterAutospacing="0" w:before="0" w:beforeAutospacing="0" w:lineRule="auto"/>
-        <w:ind w:left="720" w:hanging="360"/>
-        <w:rPr/>
-      </w:pPr>
-      <w:r>
-        <w:rPr>
-          <w:rtl w:val="0"/>
-        </w:rPr>
-        <w:t xml:space="preserve">El modelo arquitectónico y los diagramas de diseño deben ser coherentes entre sí y reflejar la estructura del sistema.</w:t>
-        <w:br w:type="textWrapping"/>
-      </w:r>
-    </w:p>
-    <w:p>
-      <w:pPr>
-        <w:numPr>
-          <w:ilvl w:val="0"/>
-          <w:numId w:val="10"/>
-        </w:numPr>
-        <w:tabs>
-          <w:tab w:val="left" w:leader="none" w:pos="0"/>
-        </w:tabs>
-        <w:spacing w:after="0" w:afterAutospacing="0" w:before="0" w:beforeAutospacing="0" w:lineRule="auto"/>
-        <w:ind w:left="720" w:hanging="360"/>
-        <w:rPr/>
-      </w:pPr>
-      <w:r>
-        <w:rPr>
-          <w:rtl w:val="0"/>
-        </w:rPr>
-        <w:t xml:space="preserve">Las pruebas unitarias deben demostrar el funcionamiento correcto y estable de los módulos desarrollados.</w:t>
-        <w:br w:type="textWrapping"/>
-      </w:r>
-    </w:p>
-    <w:p>
-      <w:pPr>
-        <w:numPr>
-          <w:ilvl w:val="0"/>
-          <w:numId w:val="10"/>
-        </w:numPr>
-        <w:tabs>
-          <w:tab w:val="left" w:leader="none" w:pos="0"/>
-        </w:tabs>
-        <w:spacing w:after="240" w:before="0" w:beforeAutospacing="0" w:lineRule="auto"/>
-        <w:ind w:left="720" w:hanging="360"/>
-        <w:rPr/>
-      </w:pPr>
-      <w:r>
-        <w:rPr>
-          <w:rtl w:val="0"/>
-        </w:rPr>
-        <w:t xml:space="preserve">Todos los entregables (modelos, diagramas, código y documentación) deben estar actualizados, completos y bien organizados en el repositorio.</w:t>
-      </w:r>
-      <w:r>
-        <w:rPr>
-          <w:rtl w:val="0"/>
-        </w:rPr>
-      </w:r>
-    </w:p>
-    <w:p>
-      <w:pPr>
-        <w:pStyle w:val="Heading4"/>
-        <w:keepNext w:val="0"/>
-        <w:keepLines w:val="0"/>
-        <w:tabs>
-          <w:tab w:val="left" w:leader="none" w:pos="0"/>
-        </w:tabs>
-        <w:spacing w:after="40" w:before="240" w:lineRule="auto"/>
-        <w:ind w:left="109" w:firstLine="0"/>
-        <w:jc w:val="both"/>
-        <w:rPr>
-          <w:rFonts w:ascii="Calibri" w:cs="Calibri" w:eastAsia="Calibri" w:hAnsi="Calibri"/>
-          <w:i w:val="0"/>
-          <w:iCs w:val="0"/>
-          <w:color w:val="000000"/>
-          <w:u w:val="single"/>
-        </w:rPr>
-      </w:pPr>
-      <w:bookmarkStart w:colFirst="0" w:colLast="0" w:name="_sttwlyfk4npx" w:id="8"/>
-      <w:bookmarkEnd w:id="8"/>
-      <w:r>
-        <w:rPr>
-          <w:rFonts w:ascii="Calibri" w:cs="Calibri" w:eastAsia="Calibri" w:hAnsi="Calibri"/>
-          <w:i w:val="0"/>
-          <w:iCs w:val="0"/>
-          <w:color w:val="000000"/>
-          <w:u w:val="single"/>
-          <w:rtl w:val="0"/>
-        </w:rPr>
-        <w:t xml:space="preserve"> Validación mediante pruebas</w:t>
-      </w:r>
-    </w:p>
-    <w:p>
-      <w:pPr>
-        <w:numPr>
-          <w:ilvl w:val="0"/>
-          <w:numId w:val="13"/>
-        </w:numPr>
-        <w:tabs>
-          <w:tab w:val="left" w:leader="none" w:pos="0"/>
-        </w:tabs>
-        <w:spacing w:after="0" w:afterAutospacing="0" w:before="240" w:lineRule="auto"/>
-        <w:ind w:left="720" w:hanging="360"/>
-        <w:rPr/>
-      </w:pPr>
-      <w:r>
-        <w:rPr>
-          <w:rtl w:val="0"/>
-        </w:rPr>
-        <w:t xml:space="preserve">Las pruebas unitarias y funcionales deben ejecutarse sobre todos los módulos desarrollados en esta iteración.</w:t>
-        <w:br w:type="textWrapping"/>
-      </w:r>
-    </w:p>
-    <w:p>
-      <w:pPr>
-        <w:numPr>
-          <w:ilvl w:val="0"/>
-          <w:numId w:val="13"/>
-        </w:numPr>
-        <w:tabs>
-          <w:tab w:val="left" w:leader="none" w:pos="0"/>
-        </w:tabs>
-        <w:spacing w:after="0" w:afterAutospacing="0" w:before="0" w:beforeAutospacing="0" w:lineRule="auto"/>
-        <w:ind w:left="720" w:hanging="360"/>
-        <w:rPr/>
-      </w:pPr>
-      <w:r>
-        <w:rPr>
-          <w:rtl w:val="0"/>
-        </w:rPr>
-        <w:t xml:space="preserve">Cada caso de uso implementado debe contar con su respectiva verificación y validación de resultados esperados.</w:t>
-        <w:br w:type="textWrapping"/>
-      </w:r>
-    </w:p>
-    <w:p>
-      <w:pPr>
-        <w:numPr>
-          <w:ilvl w:val="0"/>
-          <w:numId w:val="13"/>
-        </w:numPr>
-        <w:tabs>
-          <w:tab w:val="left" w:leader="none" w:pos="0"/>
-        </w:tabs>
-        <w:spacing w:after="240" w:before="0" w:beforeAutospacing="0" w:lineRule="auto"/>
-        <w:ind w:left="720" w:hanging="360"/>
-        <w:rPr/>
-      </w:pPr>
-      <w:r>
-        <w:rPr>
-          <w:rtl w:val="0"/>
-        </w:rPr>
-        <w:t xml:space="preserve">Los errores o fallas detectadas durante la ejecución de pruebas deberán registrarse y resolverse antes del cierre de la iteración.</w:t>
-      </w:r>
-      <w:r>
-        <w:rPr>
-          <w:rtl w:val="0"/>
-        </w:rPr>
-      </w:r>
-    </w:p>
-    <w:p>
-      <w:pPr>
-        <w:pStyle w:val="Heading4"/>
-        <w:keepNext w:val="0"/>
-        <w:keepLines w:val="0"/>
-        <w:tabs>
-          <w:tab w:val="left" w:leader="none" w:pos="0"/>
-        </w:tabs>
-        <w:spacing w:after="40" w:before="240" w:lineRule="auto"/>
-        <w:ind w:left="109" w:firstLine="0"/>
-        <w:jc w:val="both"/>
-        <w:rPr>
-          <w:rFonts w:ascii="Calibri" w:cs="Calibri" w:eastAsia="Calibri" w:hAnsi="Calibri"/>
-          <w:i w:val="0"/>
-          <w:iCs w:val="0"/>
-          <w:color w:val="000000"/>
-          <w:u w:val="single"/>
-        </w:rPr>
-      </w:pPr>
-      <w:bookmarkStart w:colFirst="0" w:colLast="0" w:name="_xx4cpn78otmi" w:id="9"/>
-      <w:bookmarkEnd w:id="9"/>
-      <w:r>
-        <w:rPr>
-          <w:rFonts w:ascii="Calibri" w:cs="Calibri" w:eastAsia="Calibri" w:hAnsi="Calibri"/>
-          <w:i w:val="0"/>
-          <w:iCs w:val="0"/>
-          <w:color w:val="000000"/>
-          <w:u w:val="single"/>
-          <w:rtl w:val="0"/>
-        </w:rPr>
-        <w:t xml:space="preserve"> Responsabilidad y participación</w:t>
-      </w:r>
-    </w:p>
-    <w:p>
-      <w:pPr>
-        <w:numPr>
-          <w:ilvl w:val="0"/>
-          <w:numId w:val="9"/>
-        </w:numPr>
-        <w:tabs>
-          <w:tab w:val="left" w:leader="none" w:pos="0"/>
-        </w:tabs>
-        <w:spacing w:after="0" w:afterAutospacing="0" w:before="240" w:lineRule="auto"/>
-        <w:ind w:left="720" w:hanging="360"/>
-        <w:rPr/>
-      </w:pPr>
-      <w:r>
-        <w:rPr>
-          <w:rtl w:val="0"/>
-        </w:rPr>
-        <w:t xml:space="preserve">Cada integrante del equipo NexTech debe cumplir con las tareas asignadas dentro de los plazos acordados.</w:t>
-        <w:br w:type="textWrapping"/>
-      </w:r>
-    </w:p>
-    <w:p>
-      <w:pPr>
-        <w:numPr>
-          <w:ilvl w:val="0"/>
-          <w:numId w:val="9"/>
         </w:numPr>
         <w:tabs>
           <w:tab w:val="left" w:leader="none" w:pos="0"/>
@@ -3703,7 +4042,7 @@
         <w:tabs>
           <w:tab w:val="left" w:leader="none" w:pos="0"/>
         </w:tabs>
-        <w:spacing w:after="0" w:before="0" w:beforeAutospacing="0" w:line="276" w:lineRule="auto"/>
+        <w:spacing w:after="0" w:afterAutospacing="0" w:before="0" w:beforeAutospacing="0" w:line="276" w:lineRule="auto"/>
         <w:ind w:left="720" w:right="0" w:hanging="360"/>
         <w:jc w:val="both"/>
         <w:rPr>
@@ -3715,6 +4054,61 @@
           <w:rtl w:val="0"/>
         </w:rPr>
         <w:t xml:space="preserve">Casos de Prueba para 3ra tanda de CU</w:t>
+      </w:r>
+    </w:p>
+    <w:p>
+      <w:pPr>
+        <w:keepNext w:val="0"/>
+        <w:keepLines w:val="0"/>
+        <w:pageBreakBefore w:val="0"/>
+        <w:widowControl w:val="1"/>
+        <w:numPr>
+          <w:ilvl w:val="0"/>
+          <w:numId w:val="1"/>
+        </w:numPr>
+        <w:pBdr>
+          <w:top w:space="0" w:sz="0" w:val="nil"/>
+          <w:left w:space="0" w:sz="0" w:val="nil"/>
+          <w:bottom w:space="0" w:sz="0" w:val="nil"/>
+          <w:right w:space="0" w:sz="0" w:val="nil"/>
+          <w:between w:space="0" w:sz="0" w:val="nil"/>
+        </w:pBdr>
+        <w:shd w:fill="auto" w:val="clear"/>
+        <w:tabs>
+          <w:tab w:val="left" w:leader="none" w:pos="0"/>
+        </w:tabs>
+        <w:spacing w:after="0" w:afterAutospacing="0" w:before="0" w:beforeAutospacing="0" w:line="276" w:lineRule="auto"/>
+        <w:ind w:left="720" w:right="0" w:hanging="360"/>
+        <w:jc w:val="both"/>
+        <w:rPr>
+          <w:u w:val="none"/>
+        </w:rPr>
+      </w:pPr>
+      <w:r>
+        <w:rPr>
+          <w:rtl w:val="0"/>
+        </w:rPr>
+        <w:t xml:space="preserve">Versión inicial del Manual de Usuario</w:t>
+      </w:r>
+    </w:p>
+    <w:p>
+      <w:pPr>
+        <w:numPr>
+          <w:ilvl w:val="0"/>
+          <w:numId w:val="1"/>
+        </w:numPr>
+        <w:tabs>
+          <w:tab w:val="left" w:leader="none" w:pos="0"/>
+        </w:tabs>
+        <w:spacing w:before="0" w:beforeAutospacing="0"/>
+        <w:ind w:left="720" w:hanging="360"/>
+        <w:jc w:val="both"/>
+      </w:pPr>
+      <w:r>
+        <w:rPr>
+          <w:rtl w:val="0"/>
+        </w:rPr>
+        <w:t xml:space="preserve">Versión inicial del Manual de Instalación</w:t>
       </w:r>
     </w:p>
     <w:p>
@@ -6531,7 +6925,7 @@
         <w:widowControl w:val="0"/>
         <w:numPr>
           <w:ilvl w:val="0"/>
-          <w:numId w:val="6"/>
+          <w:numId w:val="7"/>
         </w:numPr>
         <w:pBdr>
           <w:top w:space="0" w:sz="0" w:val="nil"/>
@@ -6564,7 +6958,7 @@
         <w:widowControl w:val="0"/>
         <w:numPr>
           <w:ilvl w:val="0"/>
-          <w:numId w:val="6"/>
+          <w:numId w:val="7"/>
         </w:numPr>
         <w:pBdr>
           <w:top w:space="0" w:sz="0" w:val="nil"/>
@@ -6597,7 +6991,7 @@
         <w:widowControl w:val="0"/>
         <w:numPr>
           <w:ilvl w:val="0"/>
-          <w:numId w:val="6"/>
+          <w:numId w:val="7"/>
         </w:numPr>
         <w:pBdr>
           <w:top w:space="0" w:sz="0" w:val="nil"/>
@@ -6630,7 +7024,7 @@
         <w:widowControl w:val="0"/>
         <w:numPr>
           <w:ilvl w:val="0"/>
-          <w:numId w:val="6"/>
+          <w:numId w:val="7"/>
         </w:numPr>
         <w:pBdr>
           <w:top w:space="0" w:sz="0" w:val="nil"/>
@@ -6663,7 +7057,7 @@
         <w:widowControl w:val="0"/>
         <w:numPr>
           <w:ilvl w:val="0"/>
-          <w:numId w:val="6"/>
+          <w:numId w:val="7"/>
         </w:numPr>
         <w:pBdr>
           <w:top w:space="0" w:sz="0" w:val="nil"/>
@@ -6696,7 +7090,7 @@
         <w:widowControl w:val="0"/>
         <w:numPr>
           <w:ilvl w:val="0"/>
-          <w:numId w:val="6"/>
+          <w:numId w:val="7"/>
         </w:numPr>
         <w:pBdr>
           <w:top w:space="0" w:sz="0" w:val="nil"/>
@@ -6729,7 +7123,7 @@
         <w:widowControl w:val="0"/>
         <w:numPr>
           <w:ilvl w:val="0"/>
-          <w:numId w:val="6"/>
+          <w:numId w:val="7"/>
         </w:numPr>
         <w:pBdr>
           <w:top w:space="0" w:sz="0" w:val="nil"/>
@@ -6955,7 +7349,7 @@
         <w:rPr>
           <w:rtl w:val="0"/>
         </w:rPr>
-        <w:t xml:space="preserve">Evaluación 14-11-2025</w:t>
+        <w:t xml:space="preserve">Evaluación 18-11-2025</w:t>
       </w:r>
     </w:p>
     <w:p>
@@ -6976,8 +7370,9 @@
       <w:pPr>
         <w:numPr>
           <w:ilvl w:val="0"/>
-          <w:numId w:val="11"/>
+          <w:numId w:val="12"/>
         </w:numPr>
+        <w:spacing w:after="0" w:afterAutospacing="0"/>
         <w:ind w:left="720" w:hanging="360"/>
         <w:jc w:val="both"/>
       </w:pPr>
@@ -6985,7 +7380,27 @@
         <w:rPr>
           <w:rtl w:val="0"/>
         </w:rPr>
-        <w:t xml:space="preserve">a</w:t>
+        <w:t xml:space="preserve">Se logró implementar todos los casos de uso definidos para esta iteración.</w:t>
+      </w:r>
+    </w:p>
+    <w:p>
+      <w:pPr>
+        <w:numPr>
+          <w:ilvl w:val="0"/>
+          <w:numId w:val="12"/>
+        </w:numPr>
+        <w:spacing w:before="0" w:beforeAutospacing="0"/>
+        <w:ind w:left="720" w:hanging="360"/>
+        <w:jc w:val="both"/>
+        <w:rPr>
+          <w:u w:val="none"/>
+        </w:rPr>
+      </w:pPr>
+      <w:r>
+        <w:rPr>
+          <w:rtl w:val="0"/>
+        </w:rPr>
+        <w:t xml:space="preserve">Se logró ejecutar todos los casos de prueba para todos los casos de uso implementados.</w:t>
       </w:r>
     </w:p>
     <w:p>
@@ -7022,6 +7437,7 @@
           <w:ilvl w:val="0"/>
           <w:numId w:val="3"/>
         </w:numPr>
+        <w:spacing w:after="0" w:afterAutospacing="0"/>
         <w:ind w:left="720" w:hanging="360"/>
         <w:jc w:val="both"/>
         <w:rPr>
@@ -7032,7 +7448,27 @@
         <w:rPr>
           <w:rtl w:val="0"/>
         </w:rPr>
-        <w:t xml:space="preserve">b</w:t>
+        <w:t xml:space="preserve">Se requiere completar las pruebas sobre las correcciones de los errores encontrados durante la pruebas de los casos de uso implementados.</w:t>
+      </w:r>
+    </w:p>
+    <w:p>
+      <w:pPr>
+        <w:numPr>
+          <w:ilvl w:val="0"/>
+          <w:numId w:val="3"/>
+        </w:numPr>
+        <w:spacing w:before="0" w:beforeAutospacing="0"/>
+        <w:ind w:left="720" w:hanging="360"/>
+        <w:jc w:val="both"/>
+        <w:rPr>
+          <w:u w:val="none"/>
+        </w:rPr>
+      </w:pPr>
+      <w:r>
+        <w:rPr>
+          <w:rtl w:val="0"/>
+        </w:rPr>
+        <w:t xml:space="preserve">La entrega no se realizó en la fecha estimada, teniendo una demora de 2 días.</w:t>
       </w:r>
       <w:r>
         <w:rPr>
@@ -7068,159 +7504,277 @@
       <w:pPr>
         <w:numPr>
           <w:ilvl w:val="0"/>
-          <w:numId w:val="14"/>
+          <w:numId w:val="6"/>
         </w:numPr>
         <w:tabs>
           <w:tab w:val="left" w:leader="none" w:pos="0"/>
         </w:tabs>
+        <w:spacing w:after="0" w:afterAutospacing="0"/>
         <w:ind w:left="720" w:hanging="360"/>
         <w:jc w:val="both"/>
-      </w:pPr>
-      <w:r>
-        <w:rPr>
-          <w:rtl w:val="0"/>
-        </w:rPr>
-        <w:t xml:space="preserve">c</w:t>
-      </w:r>
-    </w:p>
-    <w:p>
-      <w:pPr>
-        <w:keepNext w:val="1"/>
-        <w:widowControl w:val="0"/>
+        <w:rPr>
+          <w:u w:val="none"/>
+        </w:rPr>
+      </w:pPr>
+      <w:r>
+        <w:rPr>
+          <w:rtl w:val="0"/>
+        </w:rPr>
+        <w:t xml:space="preserve">Plan de iteración</w:t>
+      </w:r>
+    </w:p>
+    <w:p>
+      <w:pPr>
+        <w:numPr>
+          <w:ilvl w:val="0"/>
+          <w:numId w:val="6"/>
+        </w:numPr>
         <w:tabs>
           <w:tab w:val="left" w:leader="none" w:pos="0"/>
         </w:tabs>
-        <w:spacing w:after="60" w:before="120" w:lineRule="auto"/>
-        <w:ind w:left="0"/>
-        <w:rPr>
-          <w:rFonts w:ascii="Cambria" w:cs="Cambria" w:eastAsia="Cambria" w:hAnsi="Cambria"/>
-          <w:b w:val="1"/>
-          <w:bCs w:val="1"/>
-          <w:color w:val="366091"/>
-          <w:sz w:val="28"/>
-          <w:szCs w:val="28"/>
-        </w:rPr>
-      </w:pPr>
-      <w:r>
-        <w:rPr>
-          <w:rtl w:val="0"/>
-        </w:rPr>
-      </w:r>
-    </w:p>
-    <w:p>
-      <w:pPr>
-        <w:keepNext w:val="1"/>
-        <w:widowControl w:val="0"/>
+        <w:spacing w:after="0" w:afterAutospacing="0" w:before="0" w:beforeAutospacing="0"/>
+        <w:ind w:left="720" w:hanging="360"/>
+        <w:jc w:val="both"/>
+        <w:rPr>
+          <w:u w:val="none"/>
+        </w:rPr>
+      </w:pPr>
+      <w:r>
+        <w:rPr>
+          <w:rtl w:val="0"/>
+        </w:rPr>
+        <w:t xml:space="preserve">Versión inicial del Manual de Usuario</w:t>
+      </w:r>
+    </w:p>
+    <w:p>
+      <w:pPr>
+        <w:numPr>
+          <w:ilvl w:val="0"/>
+          <w:numId w:val="6"/>
+        </w:numPr>
         <w:tabs>
           <w:tab w:val="left" w:leader="none" w:pos="0"/>
         </w:tabs>
-        <w:spacing w:after="60" w:before="120" w:lineRule="auto"/>
-        <w:ind w:left="0"/>
-        <w:rPr>
-          <w:rFonts w:ascii="Cambria" w:cs="Cambria" w:eastAsia="Cambria" w:hAnsi="Cambria"/>
-          <w:b w:val="1"/>
-          <w:bCs w:val="1"/>
-          <w:color w:val="366091"/>
-          <w:sz w:val="28"/>
-          <w:szCs w:val="28"/>
-        </w:rPr>
-      </w:pPr>
-      <w:r>
-        <w:rPr>
-          <w:rtl w:val="0"/>
-        </w:rPr>
-      </w:r>
-    </w:p>
-    <w:p>
-      <w:pPr>
-        <w:keepNext w:val="1"/>
-        <w:widowControl w:val="0"/>
+        <w:spacing w:after="0" w:afterAutospacing="0" w:before="0" w:beforeAutospacing="0"/>
+        <w:ind w:left="720" w:hanging="360"/>
+        <w:jc w:val="both"/>
+        <w:rPr>
+          <w:u w:val="none"/>
+        </w:rPr>
+      </w:pPr>
+      <w:r>
+        <w:rPr>
+          <w:rtl w:val="0"/>
+        </w:rPr>
+        <w:t xml:space="preserve">Versión inicial del manual de Instalación</w:t>
+      </w:r>
+    </w:p>
+    <w:p>
+      <w:pPr>
+        <w:numPr>
+          <w:ilvl w:val="0"/>
+          <w:numId w:val="6"/>
+        </w:numPr>
         <w:tabs>
           <w:tab w:val="left" w:leader="none" w:pos="0"/>
         </w:tabs>
-        <w:spacing w:after="60" w:before="120" w:lineRule="auto"/>
-        <w:ind w:left="0"/>
-        <w:rPr>
-          <w:rFonts w:ascii="Cambria" w:cs="Cambria" w:eastAsia="Cambria" w:hAnsi="Cambria"/>
-          <w:b w:val="1"/>
-          <w:bCs w:val="1"/>
-          <w:color w:val="366091"/>
-          <w:sz w:val="28"/>
-          <w:szCs w:val="28"/>
-        </w:rPr>
-      </w:pPr>
-      <w:r>
-        <w:rPr>
-          <w:rtl w:val="0"/>
-        </w:rPr>
-      </w:r>
-    </w:p>
-    <w:p>
-      <w:pPr>
-        <w:keepNext w:val="1"/>
-        <w:widowControl w:val="0"/>
+        <w:spacing w:after="0" w:afterAutospacing="0" w:before="0" w:beforeAutospacing="0"/>
+        <w:ind w:left="720" w:hanging="360"/>
+        <w:jc w:val="both"/>
+        <w:rPr>
+          <w:u w:val="none"/>
+        </w:rPr>
+      </w:pPr>
+      <w:r>
+        <w:rPr>
+          <w:rtl w:val="0"/>
+        </w:rPr>
+        <w:t xml:space="preserve">Implementación y ejecución de casos de prueba para los casos de uso:</w:t>
+      </w:r>
+    </w:p>
+    <w:p>
+      <w:pPr>
+        <w:numPr>
+          <w:ilvl w:val="0"/>
+          <w:numId w:val="15"/>
+        </w:numPr>
         <w:tabs>
           <w:tab w:val="left" w:leader="none" w:pos="0"/>
         </w:tabs>
-        <w:spacing w:after="60" w:before="120" w:lineRule="auto"/>
-        <w:ind w:left="0"/>
-        <w:rPr>
-          <w:rFonts w:ascii="Cambria" w:cs="Cambria" w:eastAsia="Cambria" w:hAnsi="Cambria"/>
-          <w:b w:val="1"/>
-          <w:bCs w:val="1"/>
-          <w:color w:val="366091"/>
-          <w:sz w:val="28"/>
-          <w:szCs w:val="28"/>
-        </w:rPr>
-      </w:pPr>
-      <w:r>
-        <w:rPr>
-          <w:rtl w:val="0"/>
-        </w:rPr>
-      </w:r>
-    </w:p>
-    <w:p>
-      <w:pPr>
-        <w:keepNext w:val="1"/>
-        <w:widowControl w:val="0"/>
+        <w:spacing w:after="0" w:afterAutospacing="0" w:before="0" w:beforeAutospacing="0"/>
+        <w:ind w:left="720" w:hanging="360"/>
+        <w:jc w:val="both"/>
+        <w:rPr>
+          <w:u w:val="none"/>
+        </w:rPr>
+      </w:pPr>
+      <w:r>
+        <w:rPr>
+          <w:rtl w:val="0"/>
+        </w:rPr>
+        <w:t xml:space="preserve">03: Asignar rol</w:t>
+      </w:r>
+    </w:p>
+    <w:p>
+      <w:pPr>
+        <w:numPr>
+          <w:ilvl w:val="0"/>
+          <w:numId w:val="15"/>
+        </w:numPr>
         <w:tabs>
           <w:tab w:val="left" w:leader="none" w:pos="0"/>
         </w:tabs>
-        <w:spacing w:after="60" w:before="120" w:lineRule="auto"/>
-        <w:ind w:left="0"/>
-        <w:rPr>
-          <w:rFonts w:ascii="Cambria" w:cs="Cambria" w:eastAsia="Cambria" w:hAnsi="Cambria"/>
-          <w:b w:val="1"/>
-          <w:bCs w:val="1"/>
-          <w:color w:val="366091"/>
-          <w:sz w:val="28"/>
-          <w:szCs w:val="28"/>
-        </w:rPr>
-      </w:pPr>
-      <w:r>
-        <w:rPr>
-          <w:rtl w:val="0"/>
-        </w:rPr>
-      </w:r>
-    </w:p>
-    <w:p>
-      <w:pPr>
-        <w:pStyle w:val="Heading1"/>
-        <w:widowControl w:val="0"/>
+        <w:spacing w:after="0" w:afterAutospacing="0" w:before="0" w:beforeAutospacing="0"/>
+        <w:ind w:left="720" w:hanging="360"/>
+        <w:jc w:val="both"/>
+        <w:rPr>
+          <w:u w:val="none"/>
+        </w:rPr>
+      </w:pPr>
+      <w:r>
+        <w:rPr>
+          <w:rtl w:val="0"/>
+        </w:rPr>
+        <w:t xml:space="preserve">04: Modificar perfil</w:t>
+      </w:r>
+    </w:p>
+    <w:p>
+      <w:pPr>
+        <w:numPr>
+          <w:ilvl w:val="0"/>
+          <w:numId w:val="15"/>
+        </w:numPr>
         <w:tabs>
           <w:tab w:val="left" w:leader="none" w:pos="0"/>
         </w:tabs>
-        <w:spacing w:after="60" w:before="120" w:lineRule="auto"/>
-        <w:ind w:left="0"/>
-        <w:rPr/>
-      </w:pPr>
-      <w:bookmarkStart w:colFirst="0" w:colLast="0" w:name="_7ck6fxdea3tb" w:id="18"/>
-      <w:bookmarkEnd w:id="18"/>
-      <w:r>
-        <w:rPr>
-          <w:rtl w:val="0"/>
-        </w:rPr>
-        <w:t xml:space="preserve">Conclusión</w:t>
+        <w:spacing w:after="0" w:afterAutospacing="0" w:before="0" w:beforeAutospacing="0"/>
+        <w:ind w:left="720" w:hanging="360"/>
+        <w:jc w:val="both"/>
+        <w:rPr>
+          <w:u w:val="none"/>
+        </w:rPr>
+      </w:pPr>
+      <w:r>
+        <w:rPr>
+          <w:rtl w:val="0"/>
+        </w:rPr>
+        <w:t xml:space="preserve">05: Crear proyecto</w:t>
+      </w:r>
+    </w:p>
+    <w:p>
+      <w:pPr>
+        <w:numPr>
+          <w:ilvl w:val="0"/>
+          <w:numId w:val="15"/>
+        </w:numPr>
+        <w:tabs>
+          <w:tab w:val="left" w:leader="none" w:pos="0"/>
+        </w:tabs>
+        <w:spacing w:after="0" w:afterAutospacing="0" w:before="0" w:beforeAutospacing="0"/>
+        <w:ind w:left="720" w:hanging="360"/>
+        <w:jc w:val="both"/>
+        <w:rPr>
+          <w:u w:val="none"/>
+        </w:rPr>
+      </w:pPr>
+      <w:r>
+        <w:rPr>
+          <w:rtl w:val="0"/>
+        </w:rPr>
+        <w:t xml:space="preserve">06: Modificar proyecto</w:t>
+      </w:r>
+    </w:p>
+    <w:p>
+      <w:pPr>
+        <w:numPr>
+          <w:ilvl w:val="0"/>
+          <w:numId w:val="15"/>
+        </w:numPr>
+        <w:tabs>
+          <w:tab w:val="left" w:leader="none" w:pos="0"/>
+        </w:tabs>
+        <w:spacing w:after="0" w:afterAutospacing="0" w:before="0" w:beforeAutospacing="0"/>
+        <w:ind w:left="720" w:hanging="360"/>
+        <w:jc w:val="both"/>
+        <w:rPr>
+          <w:u w:val="none"/>
+        </w:rPr>
+      </w:pPr>
+      <w:r>
+        <w:rPr>
+          <w:rtl w:val="0"/>
+        </w:rPr>
+        <w:t xml:space="preserve">18: Añadir categoría</w:t>
+      </w:r>
+    </w:p>
+    <w:p>
+      <w:pPr>
+        <w:numPr>
+          <w:ilvl w:val="0"/>
+          <w:numId w:val="15"/>
+        </w:numPr>
+        <w:tabs>
+          <w:tab w:val="left" w:leader="none" w:pos="0"/>
+        </w:tabs>
+        <w:spacing w:after="0" w:afterAutospacing="0" w:before="0" w:beforeAutospacing="0"/>
+        <w:ind w:left="720" w:hanging="360"/>
+        <w:jc w:val="both"/>
+        <w:rPr>
+          <w:u w:val="none"/>
+        </w:rPr>
+      </w:pPr>
+      <w:r>
+        <w:rPr>
+          <w:rtl w:val="0"/>
+        </w:rPr>
+        <w:t xml:space="preserve">19: Modificar categoría</w:t>
+        <w:tab/>
+      </w:r>
+    </w:p>
+    <w:p>
+      <w:pPr>
+        <w:numPr>
+          <w:ilvl w:val="0"/>
+          <w:numId w:val="15"/>
+        </w:numPr>
+        <w:tabs>
+          <w:tab w:val="left" w:leader="none" w:pos="0"/>
+        </w:tabs>
+        <w:spacing w:after="0" w:afterAutospacing="0" w:before="0" w:beforeAutospacing="0"/>
+        <w:ind w:left="720" w:hanging="360"/>
+        <w:jc w:val="both"/>
+        <w:rPr>
+          <w:u w:val="none"/>
+        </w:rPr>
+      </w:pPr>
+      <w:r>
+        <w:rPr>
+          <w:rtl w:val="0"/>
+        </w:rPr>
+        <w:t xml:space="preserve">22: Ver reporte</w:t>
+      </w:r>
+    </w:p>
+    <w:p>
+      <w:pPr>
+        <w:numPr>
+          <w:ilvl w:val="0"/>
+          <w:numId w:val="15"/>
+        </w:numPr>
+        <w:tabs>
+          <w:tab w:val="left" w:leader="none" w:pos="0"/>
+        </w:tabs>
+        <w:spacing w:before="0" w:beforeAutospacing="0"/>
+        <w:ind w:left="720" w:hanging="360"/>
+        <w:jc w:val="both"/>
+        <w:rPr>
+          <w:u w:val="none"/>
+        </w:rPr>
+      </w:pPr>
+      <w:r>
+        <w:rPr>
+          <w:rtl w:val="0"/>
+        </w:rPr>
+        <w:t xml:space="preserve">23: Registrar usuario al proyecto</w:t>
       </w:r>
     </w:p>
     <w:p>
@@ -7237,7 +7791,26 @@
         <w:rPr>
           <w:rtl w:val="0"/>
         </w:rPr>
-        <w:t xml:space="preserve">d</w:t>
+      </w:r>
+    </w:p>
+    <w:p>
+      <w:pPr>
+        <w:pStyle w:val="Heading2"/>
+        <w:tabs>
+          <w:tab w:val="left" w:leader="none" w:pos="0"/>
+        </w:tabs>
+        <w:spacing w:after="240" w:before="240" w:lineRule="auto"/>
+        <w:ind w:left="0"/>
+        <w:jc w:val="both"/>
+        <w:rPr/>
+      </w:pPr>
+      <w:bookmarkStart w:colFirst="0" w:colLast="0" w:name="_m60ox6ek3f74" w:id="18"/>
+      <w:bookmarkEnd w:id="18"/>
+      <w:r>
+        <w:rPr>
+          <w:rtl w:val="0"/>
+        </w:rPr>
+        <w:t xml:space="preserve">Estadísticas del equipo</w:t>
       </w:r>
     </w:p>
     <w:p>
@@ -7277,7 +7850,7 @@
         <w:rPr>
           <w:rtl w:val="0"/>
         </w:rPr>
-        <w:t xml:space="preserve">Horas de codificación y pruebas = </w:t>
+        <w:t xml:space="preserve">Horas de codificación y pruebas = 210</w:t>
       </w:r>
     </w:p>
     <w:p>
@@ -7297,7 +7870,7 @@
         <w:rPr>
           <w:rtl w:val="0"/>
         </w:rPr>
-        <w:t xml:space="preserve">PCU ajustados = </w:t>
+        <w:t xml:space="preserve">PCU ajustados = 127.9</w:t>
       </w:r>
     </w:p>
     <w:p>
@@ -7317,12 +7890,15 @@
         <w:rPr>
           <w:rtl w:val="0"/>
         </w:rPr>
-        <w:t xml:space="preserve">Horas-Hombre x Puntos de Caso de Uso Ajustados = = </w:t>
-      </w:r>
-      <w:r>
-        <w:rPr>
-          <w:rtl w:val="0"/>
-        </w:rPr>
+        <w:t xml:space="preserve">Horas-Hombre x Puntos de Caso de Uso Ajustados = 210 / 127.9 = </w:t>
+      </w:r>
+      <w:r>
+        <w:rPr>
+          <w:b w:val="1"/>
+          <w:bCs w:val="1"/>
+          <w:rtl w:val="0"/>
+        </w:rPr>
+        <w:t xml:space="preserve">1.6</w:t>
       </w:r>
     </w:p>
     <w:p>
@@ -7365,7 +7941,7 @@
       <w:pPr>
         <w:numPr>
           <w:ilvl w:val="0"/>
-          <w:numId w:val="15"/>
+          <w:numId w:val="16"/>
         </w:numPr>
         <w:tabs>
           <w:tab w:val="left" w:leader="none" w:pos="0"/>
@@ -7378,14 +7954,14 @@
         <w:rPr>
           <w:rtl w:val="0"/>
         </w:rPr>
-        <w:t xml:space="preserve">Total de horas = </w:t>
+        <w:t xml:space="preserve">Total de horas = 516</w:t>
       </w:r>
     </w:p>
     <w:p>
       <w:pPr>
         <w:numPr>
           <w:ilvl w:val="0"/>
-          <w:numId w:val="15"/>
+          <w:numId w:val="16"/>
         </w:numPr>
         <w:tabs>
           <w:tab w:val="left" w:leader="none" w:pos="0"/>
@@ -7398,14 +7974,14 @@
         <w:rPr>
           <w:rtl w:val="0"/>
         </w:rPr>
-        <w:t xml:space="preserve">Horas de codificación y pruebas = </w:t>
+        <w:t xml:space="preserve">Horas de codificación y pruebas = 210</w:t>
       </w:r>
     </w:p>
     <w:p>
       <w:pPr>
         <w:numPr>
           <w:ilvl w:val="0"/>
-          <w:numId w:val="15"/>
+          <w:numId w:val="16"/>
         </w:numPr>
         <w:tabs>
           <w:tab w:val="left" w:leader="none" w:pos="0"/>
@@ -7418,14 +7994,14 @@
         <w:rPr>
           <w:rtl w:val="0"/>
         </w:rPr>
-        <w:t xml:space="preserve">Horas de actividades restantes = </w:t>
+        <w:t xml:space="preserve">Horas de actividades restantes = 306</w:t>
       </w:r>
     </w:p>
     <w:p>
       <w:pPr>
         <w:numPr>
           <w:ilvl w:val="0"/>
-          <w:numId w:val="15"/>
+          <w:numId w:val="16"/>
         </w:numPr>
         <w:tabs>
           <w:tab w:val="left" w:leader="none" w:pos="0"/>
@@ -7438,7 +8014,7 @@
         <w:rPr>
           <w:rtl w:val="0"/>
         </w:rPr>
-        <w:t xml:space="preserve">Porcentaje de horas de codificación y pruebas =  * 100 / =</w:t>
+        <w:t xml:space="preserve">Porcentaje de horas de codificación y pruebas = 210 * 100 / 516 = </w:t>
       </w:r>
       <w:r>
         <w:rPr>
@@ -7446,14 +8022,14 @@
           <w:bCs w:val="1"/>
           <w:rtl w:val="0"/>
         </w:rPr>
-        <w:t xml:space="preserve">%</w:t>
+        <w:t xml:space="preserve">40.69%</w:t>
       </w:r>
     </w:p>
     <w:p>
       <w:pPr>
         <w:numPr>
           <w:ilvl w:val="0"/>
-          <w:numId w:val="15"/>
+          <w:numId w:val="16"/>
         </w:numPr>
         <w:tabs>
           <w:tab w:val="left" w:leader="none" w:pos="0"/>
@@ -7466,7 +8042,7 @@
         <w:rPr>
           <w:rtl w:val="0"/>
         </w:rPr>
-        <w:t xml:space="preserve">Porcentaje de horas de las actividades restantes = * 100 / =</w:t>
+        <w:t xml:space="preserve">Porcentaje de horas de las actividades restantes = 306 * 100 / 516  = </w:t>
       </w:r>
       <w:r>
         <w:rPr>
@@ -7474,7 +8050,110 @@
           <w:bCs w:val="1"/>
           <w:rtl w:val="0"/>
         </w:rPr>
-        <w:t xml:space="preserve">%</w:t>
+        <w:t xml:space="preserve">59.30%</w:t>
+      </w:r>
+    </w:p>
+    <w:p>
+      <w:pPr>
+        <w:tabs>
+          <w:tab w:val="left" w:leader="none" w:pos="0"/>
+        </w:tabs>
+        <w:spacing w:after="240" w:before="240" w:lineRule="auto"/>
+        <w:ind w:left="0" w:firstLine="0"/>
+        <w:jc w:val="both"/>
+        <w:rPr>
+          <w:b w:val="1"/>
+          <w:bCs w:val="1"/>
+        </w:rPr>
+      </w:pPr>
+      <w:r>
+        <w:rPr>
+          <w:rtl w:val="0"/>
+        </w:rPr>
+      </w:r>
+    </w:p>
+    <w:p>
+      <w:pPr>
+        <w:pStyle w:val="Heading2"/>
+        <w:widowControl w:val="0"/>
+        <w:tabs>
+          <w:tab w:val="left" w:leader="none" w:pos="0"/>
+        </w:tabs>
+        <w:spacing w:after="60" w:before="120" w:lineRule="auto"/>
+        <w:ind w:left="0"/>
+        <w:rPr/>
+      </w:pPr>
+      <w:bookmarkStart w:colFirst="0" w:colLast="0" w:name="_7ck6fxdea3tb" w:id="19"/>
+      <w:bookmarkEnd w:id="19"/>
+      <w:r>
+        <w:rPr>
+          <w:rtl w:val="0"/>
+        </w:rPr>
+        <w:t xml:space="preserve">Conclusión</w:t>
+      </w:r>
+    </w:p>
+    <w:p>
+      <w:pPr>
+        <w:tabs>
+          <w:tab w:val="left" w:leader="none" w:pos="0"/>
+        </w:tabs>
+        <w:spacing w:after="240" w:before="240" w:lineRule="auto"/>
+        <w:ind w:left="0"/>
+        <w:jc w:val="both"/>
+        <w:rPr/>
+      </w:pPr>
+      <w:r>
+        <w:rPr>
+          <w:rtl w:val="0"/>
+        </w:rPr>
+        <w:t xml:space="preserve">El equipo logró concretar todos casos de uso propuestos para esta iteración, dejando pendientes solo tres casos de uso para lo que queda del desarrollo del software. El proyecto se encuentra en sus últimas instancias en términos del desarrollo software, sin embargo, aún se requiere el desarrollo de documentación de apoyo y corrección de la documentación previamente creada debido a cambios que surgieron en el modelo de datos durante la iteración a partir de la implementación de código.</w:t>
+      </w:r>
+    </w:p>
+    <w:p>
+      <w:pPr>
+        <w:tabs>
+          <w:tab w:val="left" w:leader="none" w:pos="0"/>
+        </w:tabs>
+        <w:spacing w:after="240" w:before="240" w:lineRule="auto"/>
+        <w:ind w:left="0"/>
+        <w:jc w:val="both"/>
+        <w:rPr/>
+      </w:pPr>
+      <w:r>
+        <w:rPr>
+          <w:rtl w:val="0"/>
+        </w:rPr>
+        <w:t xml:space="preserve">Además, se deberá considerar una forma más simple de realizar la instalación del producto, así como definir qué formato tomará el manual de usuario de manera que sea comprensible y fácilmente accesible para todo tipo de usuario.</w:t>
+      </w:r>
+    </w:p>
+    <w:p>
+      <w:pPr>
+        <w:tabs>
+          <w:tab w:val="left" w:leader="none" w:pos="0"/>
+        </w:tabs>
+        <w:spacing w:after="240" w:before="240" w:lineRule="auto"/>
+        <w:ind w:left="0"/>
+        <w:jc w:val="both"/>
+        <w:rPr/>
+      </w:pPr>
+      <w:r>
+        <w:rPr>
+          <w:rtl w:val="0"/>
+        </w:rPr>
+        <w:t xml:space="preserve">Para esto deberá realizarse una planificación de iteraciones con el fin de culminar con el trabajo pendiente posterior a la finalización de la cursada.</w:t>
+      </w:r>
+    </w:p>
+    <w:p>
+      <w:pPr>
+        <w:tabs>
+          <w:tab w:val="left" w:leader="none" w:pos="0"/>
+        </w:tabs>
+        <w:rPr/>
+      </w:pPr>
+      <w:r>
+        <w:rPr>
+          <w:rtl w:val="0"/>
+        </w:rPr>
       </w:r>
     </w:p>
     <w:p>
@@ -7487,12 +8166,13 @@
         <w:jc w:val="both"/>
         <w:rPr/>
       </w:pPr>
-      <w:bookmarkStart w:colFirst="0" w:colLast="0" w:name="_xchlv5r5shzq" w:id="19"/>
-      <w:bookmarkEnd w:id="19"/>
-      <w:r>
-        <w:rPr>
-          <w:rtl w:val="0"/>
-        </w:rPr>
+      <w:bookmarkStart w:colFirst="0" w:colLast="0" w:name="_rznlsbp4izfl" w:id="20"/>
+      <w:bookmarkEnd w:id="20"/>
+      <w:r>
+        <w:rPr>
+          <w:rtl w:val="0"/>
+        </w:rPr>
+        <w:t xml:space="preserve">Estado del repositorio</w:t>
       </w:r>
     </w:p>
     <w:p>
@@ -7506,25 +8186,7 @@
         <w:rPr>
           <w:rtl w:val="0"/>
         </w:rPr>
-      </w:r>
-    </w:p>
-    <w:p>
-      <w:pPr>
-        <w:pStyle w:val="Heading2"/>
-        <w:tabs>
-          <w:tab w:val="left" w:leader="none" w:pos="0"/>
-        </w:tabs>
-        <w:ind w:left="0"/>
-        <w:jc w:val="both"/>
-        <w:rPr/>
-      </w:pPr>
-      <w:bookmarkStart w:colFirst="0" w:colLast="0" w:name="_rznlsbp4izfl" w:id="20"/>
-      <w:bookmarkEnd w:id="20"/>
-      <w:r>
-        <w:rPr>
-          <w:rtl w:val="0"/>
-        </w:rPr>
-        <w:t xml:space="preserve">Estado del repositorio</w:t>
+        <w:t xml:space="preserve">El repositorio cuenta con un total de 25287 archivos en todas las ramas, además de 2310 carpetas:</w:t>
       </w:r>
     </w:p>
     <w:p>
@@ -7538,7 +8200,61 @@
         <w:rPr>
           <w:rtl w:val="0"/>
         </w:rPr>
-        <w:t xml:space="preserve">El repositorio cuenta con un total de _____ archivos en todas las ramas:</w:t>
+      </w:r>
+      <w:r>
+        <w:drawing>
+          <wp:anchor allowOverlap="1" behindDoc="0" distB="114300" distT="114300" distL="114300" distR="114300" hidden="0" layoutInCell="1" locked="0" relativeHeight="0" simplePos="0">
+            <wp:simplePos x="0" y="0"/>
+            <wp:positionH relativeFrom="column">
+              <wp:posOffset>-471</wp:posOffset>
+            </wp:positionH>
+            <wp:positionV relativeFrom="paragraph">
+              <wp:posOffset>293799</wp:posOffset>
+            </wp:positionV>
+            <wp:extent cx="5399730" cy="1536700"/>
+            <wp:effectExtent b="0" l="0" r="0" t="0"/>
+            <wp:wrapSquare wrapText="bothSides" distB="114300" distT="114300" distL="114300" distR="114300"/>
+            <wp:docPr id="14" name="image4.jpg"/>
+            <a:graphic>
+              <a:graphicData uri="http://schemas.openxmlformats.org/drawingml/2006/picture">
+                <pic:pic>
+                  <pic:nvPicPr>
+                    <pic:cNvPr id="0" name="image4.jpg"/>
+                    <pic:cNvPicPr preferRelativeResize="0"/>
+                  </pic:nvPicPr>
+                  <pic:blipFill>
+                    <a:blip r:embed="rId9"/>
+                    <a:srcRect b="0" l="0" r="0" t="0"/>
+                    <a:stretch>
+                      <a:fillRect/>
+                    </a:stretch>
+                  </pic:blipFill>
+                  <pic:spPr>
+                    <a:xfrm>
+                      <a:off x="0" y="0"/>
+                      <a:ext cx="5399730" cy="1536700"/>
+                    </a:xfrm>
+                    <a:prstGeom prst="rect"/>
+                    <a:ln/>
+                  </pic:spPr>
+                </pic:pic>
+              </a:graphicData>
+            </a:graphic>
+          </wp:anchor>
+        </w:drawing>
+      </w:r>
+    </w:p>
+    <w:p>
+      <w:pPr>
+        <w:tabs>
+          <w:tab w:val="left" w:leader="none" w:pos="0"/>
+        </w:tabs>
+        <w:rPr/>
+      </w:pPr>
+      <w:r>
+        <w:rPr>
+          <w:rtl w:val="0"/>
+        </w:rPr>
       </w:r>
     </w:p>
     <w:p>
@@ -7559,8 +8275,8 @@
       </w:r>
     </w:p>
     <w:sectPr>
-      <w:headerReference r:id="rId9" w:type="default"/>
-      <w:footerReference r:id="rId10" w:type="default"/>
+      <w:headerReference r:id="rId10" w:type="default"/>
+      <w:footerReference r:id="rId11" w:type="default"/>
       <w:pgSz w:h="16838" w:w="11906" w:orient="portrait"/>
       <w:pgMar w:bottom="1417" w:top="1535" w:left="1701" w:right="1701" w:header="567" w:footer="0"/>
       <w:pgNumType w:start="1"/>
@@ -7703,12 +8419,12 @@
               <wp:extent cx="103505" cy="824865"/>
               <wp:effectExtent b="0" l="0" r="0" t="0"/>
               <wp:wrapNone/>
-              <wp:docPr id="4" name="image7.png"/>
+              <wp:docPr id="4" name="image8.png"/>
               <a:graphic>
                 <a:graphicData uri="http://schemas.openxmlformats.org/drawingml/2006/picture">
                   <pic:pic>
                     <pic:nvPicPr>
-                      <pic:cNvPr id="0" name="image7.png"/>
+                      <pic:cNvPr id="0" name="image8.png"/>
                       <pic:cNvPicPr preferRelativeResize="0"/>
                     </pic:nvPicPr>
                     <pic:blipFill>
@@ -7810,12 +8526,12 @@
               <wp:extent cx="103505" cy="824865"/>
               <wp:effectExtent b="0" l="0" r="0" t="0"/>
               <wp:wrapNone/>
-              <wp:docPr id="1" name="image4.png"/>
+              <wp:docPr id="1" name="image5.png"/>
               <a:graphic>
                 <a:graphicData uri="http://schemas.openxmlformats.org/drawingml/2006/picture">
                   <pic:pic>
                     <pic:nvPicPr>
-                      <pic:cNvPr id="0" name="image4.png"/>
+                      <pic:cNvPr id="0" name="image5.png"/>
                       <pic:cNvPicPr preferRelativeResize="0"/>
                     </pic:nvPicPr>
                     <pic:blipFill>
@@ -7829,6 +8545,197 @@
                       <a:xfrm>
                         <a:off x="0" y="0"/>
                         <a:ext cx="103505" cy="824865"/>
+                      </a:xfrm>
+                      <a:prstGeom prst="rect"/>
+                      <a:ln/>
+                    </pic:spPr>
+                  </pic:pic>
+                </a:graphicData>
+              </a:graphic>
+            </wp:anchor>
+          </w:drawing>
+        </mc:Fallback>
+      </mc:AlternateContent>
+    </w:r>
+    <w:r>
+      <mc:AlternateContent>
+        <mc:Choice Requires="wpg">
+          <w:drawing>
+            <wp:anchor allowOverlap="1" behindDoc="0" distB="0" distT="0" distL="114300" distR="114300" hidden="0" layoutInCell="1" locked="0" relativeHeight="0" simplePos="0">
+              <wp:simplePos x="0" y="0"/>
+              <wp:positionH relativeFrom="column">
+                <wp:posOffset>-1123949</wp:posOffset>
+              </wp:positionH>
+              <wp:positionV relativeFrom="paragraph">
+                <wp:posOffset>105978</wp:posOffset>
+              </wp:positionV>
+              <wp:extent cx="7761605" cy="822325"/>
+              <wp:effectExtent b="0" l="0" r="0" t="0"/>
+              <wp:wrapNone/>
+              <wp:docPr id="10" name=""/>
+              <a:graphic>
+                <a:graphicData uri="http://schemas.microsoft.com/office/word/2010/wordprocessingGroup">
+                  <wpg:wgp>
+                    <wpg:cNvGrpSpPr/>
+                    <wpg:grpSpPr>
+                      <a:xfrm>
+                        <a:off x="3726100" y="3368825"/>
+                        <a:ext cx="7761605" cy="822325"/>
+                        <a:chOff x="3726100" y="3368825"/>
+                        <a:chExt cx="6965900" cy="822350"/>
+                      </a:xfrm>
+                    </wpg:grpSpPr>
+                    <wpg:grpSp>
+                      <wpg:cNvGrpSpPr/>
+                      <wpg:grpSpPr>
+                        <a:xfrm flipH="1" rot="10800000">
+                          <a:off x="3726115" y="3368838"/>
+                          <a:ext cx="7877368" cy="822325"/>
+                          <a:chOff x="0" y="0"/>
+                          <a:chExt cx="7877368" cy="822325"/>
+                        </a:xfrm>
+                      </wpg:grpSpPr>
+                      <wps:wsp>
+                        <wps:cNvSpPr/>
+                        <wps:cNvPr id="4" name="Shape 4"/>
+                        <wps:spPr>
+                          <a:xfrm>
+                            <a:off x="0" y="0"/>
+                            <a:ext cx="7761600" cy="822325"/>
+                          </a:xfrm>
+                          <a:prstGeom prst="rect">
+                            <a:avLst/>
+                          </a:prstGeom>
+                          <a:noFill/>
+                          <a:ln>
+                            <a:noFill/>
+                          </a:ln>
+                        </wps:spPr>
+                        <wps:txbx>
+                          <w:txbxContent>
+                            <w:p>
+                              <w:pPr>
+                                <w:spacing w:after="0" w:before="0" w:line="240"/>
+                                <w:ind w:left="0" w:right="0" w:firstLine="0"/>
+                                <w:jc w:val="left"/>
+                                <w:textDirection w:val="btLr"/>
+                              </w:pPr>
+                            </w:p>
+                          </w:txbxContent>
+                        </wps:txbx>
+                        <wps:bodyPr anchorCtr="0" anchor="ctr" bIns="91425" lIns="91425" spcFirstLastPara="1" rIns="91425" wrap="square" tIns="91425">
+                          <a:noAutofit/>
+                        </wps:bodyPr>
+                      </wps:wsp>
+                      <wps:wsp>
+                        <wps:cNvSpPr/>
+                        <wps:cNvPr id="15" name="Shape 15"/>
+                        <wps:spPr>
+                          <a:xfrm>
+                            <a:off x="116254" y="812610"/>
+                            <a:ext cx="7761114" cy="0"/>
+                          </a:xfrm>
+                          <a:custGeom>
+                            <a:rect b="b" l="l" r="r" t="t"/>
+                            <a:pathLst>
+                              <a:path extrusionOk="0" h="1" w="7761114">
+                                <a:moveTo>
+                                  <a:pt x="0" y="0"/>
+                                </a:moveTo>
+                                <a:lnTo>
+                                  <a:pt x="7761114" y="0"/>
+                                </a:lnTo>
+                              </a:path>
+                            </a:pathLst>
+                          </a:custGeom>
+                          <a:solidFill>
+                            <a:srgbClr val="FFFFFF"/>
+                          </a:solidFill>
+                          <a:ln cap="flat" cmpd="sng" w="12700">
+                            <a:solidFill>
+                              <a:srgbClr val="31849B"/>
+                            </a:solidFill>
+                            <a:prstDash val="solid"/>
+                            <a:round/>
+                            <a:headEnd len="sm" w="sm" type="none"/>
+                            <a:tailEnd len="sm" w="sm" type="none"/>
+                          </a:ln>
+                        </wps:spPr>
+                        <wps:bodyPr anchorCtr="0" anchor="ctr" bIns="91425" lIns="91425" spcFirstLastPara="1" rIns="91425" wrap="square" tIns="91425">
+                          <a:noAutofit/>
+                        </wps:bodyPr>
+                      </wps:wsp>
+                      <wps:wsp>
+                        <wps:cNvSpPr/>
+                        <wps:cNvPr id="16" name="Shape 16"/>
+                        <wps:spPr>
+                          <a:xfrm>
+                            <a:off x="0" y="0"/>
+                            <a:ext cx="1977313" cy="822325"/>
+                          </a:xfrm>
+                          <a:prstGeom prst="rect">
+                            <a:avLst/>
+                          </a:prstGeom>
+                          <a:noFill/>
+                          <a:ln>
+                            <a:noFill/>
+                          </a:ln>
+                        </wps:spPr>
+                        <wps:txbx>
+                          <w:txbxContent>
+                            <w:p>
+                              <w:pPr>
+                                <w:spacing w:after="0" w:before="0" w:line="240"/>
+                                <w:ind w:left="0" w:right="0" w:firstLine="0"/>
+                                <w:jc w:val="left"/>
+                                <w:textDirection w:val="btLr"/>
+                              </w:pPr>
+                            </w:p>
+                          </w:txbxContent>
+                        </wps:txbx>
+                        <wps:bodyPr anchorCtr="0" anchor="ctr" bIns="91425" lIns="91425" spcFirstLastPara="1" rIns="91425" wrap="square" tIns="91425">
+                          <a:noAutofit/>
+                        </wps:bodyPr>
+                      </wps:wsp>
+                    </wpg:grpSp>
+                  </wpg:wgp>
+                </a:graphicData>
+              </a:graphic>
+            </wp:anchor>
+          </w:drawing>
+        </mc:Choice>
+        <mc:Fallback>
+          <w:drawing>
+            <wp:anchor allowOverlap="1" behindDoc="0" distB="0" distT="0" distL="114300" distR="114300" hidden="0" layoutInCell="1" locked="0" relativeHeight="0" simplePos="0">
+              <wp:simplePos x="0" y="0"/>
+              <wp:positionH relativeFrom="column">
+                <wp:posOffset>-1123949</wp:posOffset>
+              </wp:positionH>
+              <wp:positionV relativeFrom="paragraph">
+                <wp:posOffset>105978</wp:posOffset>
+              </wp:positionV>
+              <wp:extent cx="7761605" cy="822325"/>
+              <wp:effectExtent b="0" l="0" r="0" t="0"/>
+              <wp:wrapNone/>
+              <wp:docPr id="10" name="image14.png"/>
+              <a:graphic>
+                <a:graphicData uri="http://schemas.openxmlformats.org/drawingml/2006/picture">
+                  <pic:pic>
+                    <pic:nvPicPr>
+                      <pic:cNvPr id="0" name="image14.png"/>
+                      <pic:cNvPicPr preferRelativeResize="0"/>
+                    </pic:nvPicPr>
+                    <pic:blipFill>
+                      <a:blip r:embed="rId1"/>
+                      <a:srcRect/>
+                      <a:stretch>
+                        <a:fillRect/>
+                      </a:stretch>
+                    </pic:blipFill>
+                    <pic:spPr>
+                      <a:xfrm>
+                        <a:off x="0" y="0"/>
+                        <a:ext cx="7761605" cy="822325"/>
                       </a:xfrm>
                       <a:prstGeom prst="rect"/>
                       <a:ln/>
@@ -7945,12 +8852,12 @@
           <wp:extent cx="828675" cy="828675"/>
           <wp:effectExtent b="0" l="0" r="0" t="0"/>
           <wp:wrapSquare wrapText="bothSides" distB="0" distT="0" distL="114300" distR="114300"/>
-          <wp:docPr descr="psi-negro.png" id="13" name="image2.png"/>
+          <wp:docPr descr="psi-negro.png" id="13" name="image1.png"/>
           <a:graphic>
             <a:graphicData uri="http://schemas.openxmlformats.org/drawingml/2006/picture">
               <pic:pic>
                 <pic:nvPicPr>
-                  <pic:cNvPr descr="psi-negro.png" id="0" name="image2.png"/>
+                  <pic:cNvPr descr="psi-negro.png" id="0" name="image1.png"/>
                   <pic:cNvPicPr preferRelativeResize="0"/>
                 </pic:nvPicPr>
                 <pic:blipFill>
@@ -8158,12 +9065,12 @@
               <wp:extent cx="7549515" cy="815340"/>
               <wp:effectExtent b="0" l="0" r="0" t="0"/>
               <wp:wrapNone/>
-              <wp:docPr id="2" name="image5.png"/>
+              <wp:docPr id="2" name="image6.png"/>
               <a:graphic>
                 <a:graphicData uri="http://schemas.openxmlformats.org/drawingml/2006/picture">
                   <pic:pic>
                     <pic:nvPicPr>
-                      <pic:cNvPr id="0" name="image5.png"/>
+                      <pic:cNvPr id="0" name="image6.png"/>
                       <pic:cNvPicPr preferRelativeResize="0"/>
                     </pic:nvPicPr>
                     <pic:blipFill>
@@ -8212,7 +9119,7 @@
           <wp:extent cx="425450" cy="666750"/>
           <wp:effectExtent b="0" l="0" r="0" t="0"/>
           <wp:wrapSquare wrapText="bothSides" distB="0" distT="0" distL="114300" distR="114300"/>
-          <wp:docPr descr="UNPA.JPG" id="14" name="image3.jpg"/>
+          <wp:docPr descr="UNPA.JPG" id="15" name="image3.jpg"/>
           <a:graphic>
             <a:graphicData uri="http://schemas.openxmlformats.org/drawingml/2006/picture">
               <pic:pic>
@@ -8320,12 +9227,12 @@
               <wp:extent cx="103505" cy="811530"/>
               <wp:effectExtent b="0" l="0" r="0" t="0"/>
               <wp:wrapNone/>
-              <wp:docPr id="5" name="image8.png"/>
+              <wp:docPr id="5" name="image9.png"/>
               <a:graphic>
                 <a:graphicData uri="http://schemas.openxmlformats.org/drawingml/2006/picture">
                   <pic:pic>
                     <pic:nvPicPr>
-                      <pic:cNvPr id="0" name="image8.png"/>
+                      <pic:cNvPr id="0" name="image9.png"/>
                       <pic:cNvPicPr preferRelativeResize="0"/>
                     </pic:nvPicPr>
                     <pic:blipFill>
@@ -8430,12 +9337,12 @@
               <wp:extent cx="103505" cy="812165"/>
               <wp:effectExtent b="0" l="0" r="0" t="0"/>
               <wp:wrapNone/>
-              <wp:docPr id="8" name="image11.png"/>
+              <wp:docPr id="8" name="image12.png"/>
               <a:graphic>
                 <a:graphicData uri="http://schemas.openxmlformats.org/drawingml/2006/picture">
                   <pic:pic>
                     <pic:nvPicPr>
-                      <pic:cNvPr id="0" name="image11.png"/>
+                      <pic:cNvPr id="0" name="image12.png"/>
                       <pic:cNvPicPr preferRelativeResize="0"/>
                     </pic:nvPicPr>
                     <pic:blipFill>
@@ -9168,36 +10075,38 @@
   <w:abstractNum w:abstractNumId="7">
     <w:lvl w:ilvl="0">
       <w:start w:val="1"/>
-      <w:numFmt w:val="decimal"/>
-      <w:lvlText w:val="%1."/>
-      <w:lvlJc w:val="left"/>
-      <w:pPr>
-        <w:ind w:left="1072" w:hanging="360"/>
-      </w:pPr>
-      <w:rPr/>
+      <w:numFmt w:val="bullet"/>
+      <w:lvlText w:val="●"/>
+      <w:lvlJc w:val="left"/>
+      <w:pPr>
+        <w:ind w:left="720" w:hanging="360"/>
+      </w:pPr>
+      <w:rPr>
+        <w:u w:val="none"/>
+      </w:rPr>
     </w:lvl>
     <w:lvl w:ilvl="1">
       <w:start w:val="1"/>
       <w:numFmt w:val="bullet"/>
-      <w:lvlText w:val="o"/>
-      <w:lvlJc w:val="left"/>
-      <w:pPr>
-        <w:ind w:left="1792" w:hanging="360"/>
-      </w:pPr>
-      <w:rPr>
-        <w:rFonts w:ascii="Courier New" w:cs="Courier New" w:eastAsia="Courier New" w:hAnsi="Courier New"/>
+      <w:lvlText w:val="○"/>
+      <w:lvlJc w:val="left"/>
+      <w:pPr>
+        <w:ind w:left="1440" w:hanging="360"/>
+      </w:pPr>
+      <w:rPr>
+        <w:u w:val="none"/>
       </w:rPr>
     </w:lvl>
     <w:lvl w:ilvl="2">
       <w:start w:val="1"/>
       <w:numFmt w:val="bullet"/>
-      <w:lvlText w:val="▪"/>
-      <w:lvlJc w:val="left"/>
-      <w:pPr>
-        <w:ind w:left="2512" w:hanging="360"/>
-      </w:pPr>
-      <w:rPr>
-        <w:rFonts w:ascii="Noto Sans Symbols" w:cs="Noto Sans Symbols" w:eastAsia="Noto Sans Symbols" w:hAnsi="Noto Sans Symbols"/>
+      <w:lvlText w:val="■"/>
+      <w:lvlJc w:val="left"/>
+      <w:pPr>
+        <w:ind w:left="2160" w:hanging="360"/>
+      </w:pPr>
+      <w:rPr>
+        <w:u w:val="none"/>
       </w:rPr>
     </w:lvl>
     <w:lvl w:ilvl="3">
@@ -9206,34 +10115,34 @@
       <w:lvlText w:val="●"/>
       <w:lvlJc w:val="left"/>
       <w:pPr>
-        <w:ind w:left="3232" w:hanging="360"/>
-      </w:pPr>
-      <w:rPr>
-        <w:rFonts w:ascii="Noto Sans Symbols" w:cs="Noto Sans Symbols" w:eastAsia="Noto Sans Symbols" w:hAnsi="Noto Sans Symbols"/>
+        <w:ind w:left="2880" w:hanging="360"/>
+      </w:pPr>
+      <w:rPr>
+        <w:u w:val="none"/>
       </w:rPr>
     </w:lvl>
     <w:lvl w:ilvl="4">
       <w:start w:val="1"/>
       <w:numFmt w:val="bullet"/>
-      <w:lvlText w:val="o"/>
-      <w:lvlJc w:val="left"/>
-      <w:pPr>
-        <w:ind w:left="3952" w:hanging="360"/>
-      </w:pPr>
-      <w:rPr>
-        <w:rFonts w:ascii="Courier New" w:cs="Courier New" w:eastAsia="Courier New" w:hAnsi="Courier New"/>
+      <w:lvlText w:val="○"/>
+      <w:lvlJc w:val="left"/>
+      <w:pPr>
+        <w:ind w:left="3600" w:hanging="360"/>
+      </w:pPr>
+      <w:rPr>
+        <w:u w:val="none"/>
       </w:rPr>
     </w:lvl>
     <w:lvl w:ilvl="5">
       <w:start w:val="1"/>
       <w:numFmt w:val="bullet"/>
-      <w:lvlText w:val="▪"/>
-      <w:lvlJc w:val="left"/>
-      <w:pPr>
-        <w:ind w:left="4672" w:hanging="360"/>
-      </w:pPr>
-      <w:rPr>
-        <w:rFonts w:ascii="Noto Sans Symbols" w:cs="Noto Sans Symbols" w:eastAsia="Noto Sans Symbols" w:hAnsi="Noto Sans Symbols"/>
+      <w:lvlText w:val="■"/>
+      <w:lvlJc w:val="left"/>
+      <w:pPr>
+        <w:ind w:left="4320" w:hanging="360"/>
+      </w:pPr>
+      <w:rPr>
+        <w:u w:val="none"/>
       </w:rPr>
     </w:lvl>
     <w:lvl w:ilvl="6">
@@ -9242,141 +10151,139 @@
       <w:lvlText w:val="●"/>
       <w:lvlJc w:val="left"/>
       <w:pPr>
-        <w:ind w:left="5392" w:hanging="360"/>
-      </w:pPr>
-      <w:rPr>
-        <w:rFonts w:ascii="Noto Sans Symbols" w:cs="Noto Sans Symbols" w:eastAsia="Noto Sans Symbols" w:hAnsi="Noto Sans Symbols"/>
+        <w:ind w:left="5040" w:hanging="360"/>
+      </w:pPr>
+      <w:rPr>
+        <w:u w:val="none"/>
       </w:rPr>
     </w:lvl>
     <w:lvl w:ilvl="7">
       <w:start w:val="1"/>
       <w:numFmt w:val="bullet"/>
-      <w:lvlText w:val="o"/>
-      <w:lvlJc w:val="left"/>
-      <w:pPr>
-        <w:ind w:left="6112" w:hanging="360"/>
-      </w:pPr>
-      <w:rPr>
-        <w:rFonts w:ascii="Courier New" w:cs="Courier New" w:eastAsia="Courier New" w:hAnsi="Courier New"/>
+      <w:lvlText w:val="○"/>
+      <w:lvlJc w:val="left"/>
+      <w:pPr>
+        <w:ind w:left="5760" w:hanging="360"/>
+      </w:pPr>
+      <w:rPr>
+        <w:u w:val="none"/>
       </w:rPr>
     </w:lvl>
     <w:lvl w:ilvl="8">
       <w:start w:val="1"/>
       <w:numFmt w:val="bullet"/>
-      <w:lvlText w:val="▪"/>
-      <w:lvlJc w:val="left"/>
-      <w:pPr>
-        <w:ind w:left="6832" w:hanging="360"/>
-      </w:pPr>
-      <w:rPr>
-        <w:rFonts w:ascii="Noto Sans Symbols" w:cs="Noto Sans Symbols" w:eastAsia="Noto Sans Symbols" w:hAnsi="Noto Sans Symbols"/>
+      <w:lvlText w:val="■"/>
+      <w:lvlJc w:val="left"/>
+      <w:pPr>
+        <w:ind w:left="6480" w:hanging="360"/>
+      </w:pPr>
+      <w:rPr>
+        <w:u w:val="none"/>
       </w:rPr>
     </w:lvl>
   </w:abstractNum>
   <w:abstractNum w:abstractNumId="8">
     <w:lvl w:ilvl="0">
       <w:start w:val="1"/>
+      <w:numFmt w:val="decimal"/>
+      <w:lvlText w:val="%1."/>
+      <w:lvlJc w:val="left"/>
+      <w:pPr>
+        <w:ind w:left="1072" w:hanging="360"/>
+      </w:pPr>
+      <w:rPr/>
+    </w:lvl>
+    <w:lvl w:ilvl="1">
+      <w:start w:val="1"/>
+      <w:numFmt w:val="bullet"/>
+      <w:lvlText w:val="o"/>
+      <w:lvlJc w:val="left"/>
+      <w:pPr>
+        <w:ind w:left="1792" w:hanging="360"/>
+      </w:pPr>
+      <w:rPr>
+        <w:rFonts w:ascii="Courier New" w:cs="Courier New" w:eastAsia="Courier New" w:hAnsi="Courier New"/>
+      </w:rPr>
+    </w:lvl>
+    <w:lvl w:ilvl="2">
+      <w:start w:val="1"/>
+      <w:numFmt w:val="bullet"/>
+      <w:lvlText w:val="▪"/>
+      <w:lvlJc w:val="left"/>
+      <w:pPr>
+        <w:ind w:left="2512" w:hanging="360"/>
+      </w:pPr>
+      <w:rPr>
+        <w:rFonts w:ascii="Noto Sans Symbols" w:cs="Noto Sans Symbols" w:eastAsia="Noto Sans Symbols" w:hAnsi="Noto Sans Symbols"/>
+      </w:rPr>
+    </w:lvl>
+    <w:lvl w:ilvl="3">
+      <w:start w:val="1"/>
       <w:numFmt w:val="bullet"/>
       <w:lvlText w:val="●"/>
       <w:lvlJc w:val="left"/>
       <w:pPr>
-        <w:ind w:left="720" w:hanging="360"/>
+        <w:ind w:left="3232" w:hanging="360"/>
       </w:pPr>
       <w:rPr>
         <w:rFonts w:ascii="Noto Sans Symbols" w:cs="Noto Sans Symbols" w:eastAsia="Noto Sans Symbols" w:hAnsi="Noto Sans Symbols"/>
       </w:rPr>
     </w:lvl>
-    <w:lvl w:ilvl="1">
+    <w:lvl w:ilvl="4">
       <w:start w:val="1"/>
       <w:numFmt w:val="bullet"/>
       <w:lvlText w:val="o"/>
       <w:lvlJc w:val="left"/>
       <w:pPr>
-        <w:ind w:left="1440" w:hanging="360"/>
+        <w:ind w:left="3952" w:hanging="360"/>
       </w:pPr>
       <w:rPr>
         <w:rFonts w:ascii="Courier New" w:cs="Courier New" w:eastAsia="Courier New" w:hAnsi="Courier New"/>
       </w:rPr>
     </w:lvl>
-    <w:lvl w:ilvl="2">
+    <w:lvl w:ilvl="5">
       <w:start w:val="1"/>
       <w:numFmt w:val="bullet"/>
       <w:lvlText w:val="▪"/>
       <w:lvlJc w:val="left"/>
       <w:pPr>
-        <w:ind w:left="2160" w:hanging="360"/>
+        <w:ind w:left="4672" w:hanging="360"/>
       </w:pPr>
       <w:rPr>
         <w:rFonts w:ascii="Noto Sans Symbols" w:cs="Noto Sans Symbols" w:eastAsia="Noto Sans Symbols" w:hAnsi="Noto Sans Symbols"/>
       </w:rPr>
     </w:lvl>
-    <w:lvl w:ilvl="3">
+    <w:lvl w:ilvl="6">
       <w:start w:val="1"/>
       <w:numFmt w:val="bullet"/>
       <w:lvlText w:val="●"/>
       <w:lvlJc w:val="left"/>
       <w:pPr>
-        <w:ind w:left="2880" w:hanging="360"/>
+        <w:ind w:left="5392" w:hanging="360"/>
       </w:pPr>
       <w:rPr>
         <w:rFonts w:ascii="Noto Sans Symbols" w:cs="Noto Sans Symbols" w:eastAsia="Noto Sans Symbols" w:hAnsi="Noto Sans Symbols"/>
       </w:rPr>
     </w:lvl>
-    <w:lvl w:ilvl="4">
+    <w:lvl w:ilvl="7">
       <w:start w:val="1"/>
       <w:numFmt w:val="bullet"/>
       <w:lvlText w:val="o"/>
       <w:lvlJc w:val="left"/>
       <w:pPr>
-        <w:ind w:left="3600" w:hanging="360"/>
+        <w:ind w:left="6112" w:hanging="360"/>
       </w:pPr>
       <w:rPr>
         <w:rFonts w:ascii="Courier New" w:cs="Courier New" w:eastAsia="Courier New" w:hAnsi="Courier New"/>
       </w:rPr>
     </w:lvl>
-    <w:lvl w:ilvl="5">
+    <w:lvl w:ilvl="8">
       <w:start w:val="1"/>
       <w:numFmt w:val="bullet"/>
       <w:lvlText w:val="▪"/>
       <w:lvlJc w:val="left"/>
       <w:pPr>
-        <w:ind w:left="4320" w:hanging="360"/>
-      </w:pPr>
-      <w:rPr>
-        <w:rFonts w:ascii="Noto Sans Symbols" w:cs="Noto Sans Symbols" w:eastAsia="Noto Sans Symbols" w:hAnsi="Noto Sans Symbols"/>
-      </w:rPr>
-    </w:lvl>
-    <w:lvl w:ilvl="6">
-      <w:start w:val="1"/>
-      <w:numFmt w:val="bullet"/>
-      <w:lvlText w:val="●"/>
-      <w:lvlJc w:val="left"/>
-      <w:pPr>
-        <w:ind w:left="5040" w:hanging="360"/>
-      </w:pPr>
-      <w:rPr>
-        <w:rFonts w:ascii="Noto Sans Symbols" w:cs="Noto Sans Symbols" w:eastAsia="Noto Sans Symbols" w:hAnsi="Noto Sans Symbols"/>
-      </w:rPr>
-    </w:lvl>
-    <w:lvl w:ilvl="7">
-      <w:start w:val="1"/>
-      <w:numFmt w:val="bullet"/>
-      <w:lvlText w:val="o"/>
-      <w:lvlJc w:val="left"/>
-      <w:pPr>
-        <w:ind w:left="5760" w:hanging="360"/>
-      </w:pPr>
-      <w:rPr>
-        <w:rFonts w:ascii="Courier New" w:cs="Courier New" w:eastAsia="Courier New" w:hAnsi="Courier New"/>
-      </w:rPr>
-    </w:lvl>
-    <w:lvl w:ilvl="8">
-      <w:start w:val="1"/>
-      <w:numFmt w:val="bullet"/>
-      <w:lvlText w:val="▪"/>
-      <w:lvlJc w:val="left"/>
-      <w:pPr>
-        <w:ind w:left="6480" w:hanging="360"/>
+        <w:ind w:left="6832" w:hanging="360"/>
       </w:pPr>
       <w:rPr>
         <w:rFonts w:ascii="Noto Sans Symbols" w:cs="Noto Sans Symbols" w:eastAsia="Noto Sans Symbols" w:hAnsi="Noto Sans Symbols"/>
@@ -9393,31 +10300,31 @@
         <w:ind w:left="720" w:hanging="360"/>
       </w:pPr>
       <w:rPr>
-        <w:u w:val="none"/>
+        <w:rFonts w:ascii="Noto Sans Symbols" w:cs="Noto Sans Symbols" w:eastAsia="Noto Sans Symbols" w:hAnsi="Noto Sans Symbols"/>
       </w:rPr>
     </w:lvl>
     <w:lvl w:ilvl="1">
       <w:start w:val="1"/>
       <w:numFmt w:val="bullet"/>
-      <w:lvlText w:val="○"/>
+      <w:lvlText w:val="o"/>
       <w:lvlJc w:val="left"/>
       <w:pPr>
         <w:ind w:left="1440" w:hanging="360"/>
       </w:pPr>
       <w:rPr>
-        <w:u w:val="none"/>
+        <w:rFonts w:ascii="Courier New" w:cs="Courier New" w:eastAsia="Courier New" w:hAnsi="Courier New"/>
       </w:rPr>
     </w:lvl>
     <w:lvl w:ilvl="2">
       <w:start w:val="1"/>
       <w:numFmt w:val="bullet"/>
-      <w:lvlText w:val="■"/>
+      <w:lvlText w:val="▪"/>
       <w:lvlJc w:val="left"/>
       <w:pPr>
         <w:ind w:left="2160" w:hanging="360"/>
       </w:pPr>
       <w:rPr>
-        <w:u w:val="none"/>
+        <w:rFonts w:ascii="Noto Sans Symbols" w:cs="Noto Sans Symbols" w:eastAsia="Noto Sans Symbols" w:hAnsi="Noto Sans Symbols"/>
       </w:rPr>
     </w:lvl>
     <w:lvl w:ilvl="3">
@@ -9429,31 +10336,31 @@
         <w:ind w:left="2880" w:hanging="360"/>
       </w:pPr>
       <w:rPr>
-        <w:u w:val="none"/>
+        <w:rFonts w:ascii="Noto Sans Symbols" w:cs="Noto Sans Symbols" w:eastAsia="Noto Sans Symbols" w:hAnsi="Noto Sans Symbols"/>
       </w:rPr>
     </w:lvl>
     <w:lvl w:ilvl="4">
       <w:start w:val="1"/>
       <w:numFmt w:val="bullet"/>
-      <w:lvlText w:val="○"/>
+      <w:lvlText w:val="o"/>
       <w:lvlJc w:val="left"/>
       <w:pPr>
         <w:ind w:left="3600" w:hanging="360"/>
       </w:pPr>
       <w:rPr>
-        <w:u w:val="none"/>
+        <w:rFonts w:ascii="Courier New" w:cs="Courier New" w:eastAsia="Courier New" w:hAnsi="Courier New"/>
       </w:rPr>
     </w:lvl>
     <w:lvl w:ilvl="5">
       <w:start w:val="1"/>
       <w:numFmt w:val="bullet"/>
-      <w:lvlText w:val="■"/>
+      <w:lvlText w:val="▪"/>
       <w:lvlJc w:val="left"/>
       <w:pPr>
         <w:ind w:left="4320" w:hanging="360"/>
       </w:pPr>
       <w:rPr>
-        <w:u w:val="none"/>
+        <w:rFonts w:ascii="Noto Sans Symbols" w:cs="Noto Sans Symbols" w:eastAsia="Noto Sans Symbols" w:hAnsi="Noto Sans Symbols"/>
       </w:rPr>
     </w:lvl>
     <w:lvl w:ilvl="6">
@@ -9465,31 +10372,31 @@
         <w:ind w:left="5040" w:hanging="360"/>
       </w:pPr>
       <w:rPr>
-        <w:u w:val="none"/>
+        <w:rFonts w:ascii="Noto Sans Symbols" w:cs="Noto Sans Symbols" w:eastAsia="Noto Sans Symbols" w:hAnsi="Noto Sans Symbols"/>
       </w:rPr>
     </w:lvl>
     <w:lvl w:ilvl="7">
       <w:start w:val="1"/>
       <w:numFmt w:val="bullet"/>
-      <w:lvlText w:val="○"/>
+      <w:lvlText w:val="o"/>
       <w:lvlJc w:val="left"/>
       <w:pPr>
         <w:ind w:left="5760" w:hanging="360"/>
       </w:pPr>
       <w:rPr>
-        <w:u w:val="none"/>
+        <w:rFonts w:ascii="Courier New" w:cs="Courier New" w:eastAsia="Courier New" w:hAnsi="Courier New"/>
       </w:rPr>
     </w:lvl>
     <w:lvl w:ilvl="8">
       <w:start w:val="1"/>
       <w:numFmt w:val="bullet"/>
-      <w:lvlText w:val="■"/>
+      <w:lvlText w:val="▪"/>
       <w:lvlJc w:val="left"/>
       <w:pPr>
         <w:ind w:left="6480" w:hanging="360"/>
       </w:pPr>
       <w:rPr>
-        <w:u w:val="none"/>
+        <w:rFonts w:ascii="Noto Sans Symbols" w:cs="Noto Sans Symbols" w:eastAsia="Noto Sans Symbols" w:hAnsi="Noto Sans Symbols"/>
       </w:rPr>
     </w:lvl>
   </w:abstractNum>
@@ -9607,7 +10514,7 @@
     <w:lvl w:ilvl="0">
       <w:start w:val="1"/>
       <w:numFmt w:val="bullet"/>
-      <w:lvlText w:val="-"/>
+      <w:lvlText w:val="●"/>
       <w:lvlJc w:val="left"/>
       <w:pPr>
         <w:ind w:left="720" w:hanging="360"/>
@@ -9619,7 +10526,7 @@
     <w:lvl w:ilvl="1">
       <w:start w:val="1"/>
       <w:numFmt w:val="bullet"/>
-      <w:lvlText w:val="-"/>
+      <w:lvlText w:val="○"/>
       <w:lvlJc w:val="left"/>
       <w:pPr>
         <w:ind w:left="1440" w:hanging="360"/>
@@ -9631,7 +10538,7 @@
     <w:lvl w:ilvl="2">
       <w:start w:val="1"/>
       <w:numFmt w:val="bullet"/>
-      <w:lvlText w:val="-"/>
+      <w:lvlText w:val="■"/>
       <w:lvlJc w:val="left"/>
       <w:pPr>
         <w:ind w:left="2160" w:hanging="360"/>
@@ -9643,7 +10550,7 @@
     <w:lvl w:ilvl="3">
       <w:start w:val="1"/>
       <w:numFmt w:val="bullet"/>
-      <w:lvlText w:val="-"/>
+      <w:lvlText w:val="●"/>
       <w:lvlJc w:val="left"/>
       <w:pPr>
         <w:ind w:left="2880" w:hanging="360"/>
@@ -9655,7 +10562,7 @@
     <w:lvl w:ilvl="4">
       <w:start w:val="1"/>
       <w:numFmt w:val="bullet"/>
-      <w:lvlText w:val="-"/>
+      <w:lvlText w:val="○"/>
       <w:lvlJc w:val="left"/>
       <w:pPr>
         <w:ind w:left="3600" w:hanging="360"/>
@@ -9667,7 +10574,7 @@
     <w:lvl w:ilvl="5">
       <w:start w:val="1"/>
       <w:numFmt w:val="bullet"/>
-      <w:lvlText w:val="-"/>
+      <w:lvlText w:val="■"/>
       <w:lvlJc w:val="left"/>
       <w:pPr>
         <w:ind w:left="4320" w:hanging="360"/>
@@ -9679,7 +10586,7 @@
     <w:lvl w:ilvl="6">
       <w:start w:val="1"/>
       <w:numFmt w:val="bullet"/>
-      <w:lvlText w:val="-"/>
+      <w:lvlText w:val="●"/>
       <w:lvlJc w:val="left"/>
       <w:pPr>
         <w:ind w:left="5040" w:hanging="360"/>
@@ -9691,7 +10598,7 @@
     <w:lvl w:ilvl="7">
       <w:start w:val="1"/>
       <w:numFmt w:val="bullet"/>
-      <w:lvlText w:val="-"/>
+      <w:lvlText w:val="○"/>
       <w:lvlJc w:val="left"/>
       <w:pPr>
         <w:ind w:left="5760" w:hanging="360"/>
@@ -9703,7 +10610,7 @@
     <w:lvl w:ilvl="8">
       <w:start w:val="1"/>
       <w:numFmt w:val="bullet"/>
-      <w:lvlText w:val="-"/>
+      <w:lvlText w:val="■"/>
       <w:lvlJc w:val="left"/>
       <w:pPr>
         <w:ind w:left="6480" w:hanging="360"/>
@@ -9717,7 +10624,7 @@
     <w:lvl w:ilvl="0">
       <w:start w:val="1"/>
       <w:numFmt w:val="bullet"/>
-      <w:lvlText w:val="●"/>
+      <w:lvlText w:val="-"/>
       <w:lvlJc w:val="left"/>
       <w:pPr>
         <w:ind w:left="720" w:hanging="360"/>
@@ -9729,7 +10636,7 @@
     <w:lvl w:ilvl="1">
       <w:start w:val="1"/>
       <w:numFmt w:val="bullet"/>
-      <w:lvlText w:val="○"/>
+      <w:lvlText w:val="-"/>
       <w:lvlJc w:val="left"/>
       <w:pPr>
         <w:ind w:left="1440" w:hanging="360"/>
@@ -9741,7 +10648,7 @@
     <w:lvl w:ilvl="2">
       <w:start w:val="1"/>
       <w:numFmt w:val="bullet"/>
-      <w:lvlText w:val="■"/>
+      <w:lvlText w:val="-"/>
       <w:lvlJc w:val="left"/>
       <w:pPr>
         <w:ind w:left="2160" w:hanging="360"/>
@@ -9753,7 +10660,7 @@
     <w:lvl w:ilvl="3">
       <w:start w:val="1"/>
       <w:numFmt w:val="bullet"/>
-      <w:lvlText w:val="●"/>
+      <w:lvlText w:val="-"/>
       <w:lvlJc w:val="left"/>
       <w:pPr>
         <w:ind w:left="2880" w:hanging="360"/>
@@ -9765,7 +10672,7 @@
     <w:lvl w:ilvl="4">
       <w:start w:val="1"/>
       <w:numFmt w:val="bullet"/>
-      <w:lvlText w:val="○"/>
+      <w:lvlText w:val="-"/>
       <w:lvlJc w:val="left"/>
       <w:pPr>
         <w:ind w:left="3600" w:hanging="360"/>
@@ -9777,7 +10684,7 @@
     <w:lvl w:ilvl="5">
       <w:start w:val="1"/>
       <w:numFmt w:val="bullet"/>
-      <w:lvlText w:val="■"/>
+      <w:lvlText w:val="-"/>
       <w:lvlJc w:val="left"/>
       <w:pPr>
         <w:ind w:left="4320" w:hanging="360"/>
@@ -9789,7 +10696,7 @@
     <w:lvl w:ilvl="6">
       <w:start w:val="1"/>
       <w:numFmt w:val="bullet"/>
-      <w:lvlText w:val="●"/>
+      <w:lvlText w:val="-"/>
       <w:lvlJc w:val="left"/>
       <w:pPr>
         <w:ind w:left="5040" w:hanging="360"/>
@@ -9801,7 +10708,7 @@
     <w:lvl w:ilvl="7">
       <w:start w:val="1"/>
       <w:numFmt w:val="bullet"/>
-      <w:lvlText w:val="○"/>
+      <w:lvlText w:val="-"/>
       <w:lvlJc w:val="left"/>
       <w:pPr>
         <w:ind w:left="5760" w:hanging="360"/>
@@ -9813,7 +10720,7 @@
     <w:lvl w:ilvl="8">
       <w:start w:val="1"/>
       <w:numFmt w:val="bullet"/>
-      <w:lvlText w:val="■"/>
+      <w:lvlText w:val="-"/>
       <w:lvlJc w:val="left"/>
       <w:pPr>
         <w:ind w:left="6480" w:hanging="360"/>
@@ -9937,7 +10844,7 @@
     <w:lvl w:ilvl="0">
       <w:start w:val="1"/>
       <w:numFmt w:val="bullet"/>
-      <w:lvlText w:val="-"/>
+      <w:lvlText w:val="●"/>
       <w:lvlJc w:val="left"/>
       <w:pPr>
         <w:ind w:left="720" w:hanging="360"/>
@@ -9949,7 +10856,7 @@
     <w:lvl w:ilvl="1">
       <w:start w:val="1"/>
       <w:numFmt w:val="bullet"/>
-      <w:lvlText w:val="-"/>
+      <w:lvlText w:val="○"/>
       <w:lvlJc w:val="left"/>
       <w:pPr>
         <w:ind w:left="1440" w:hanging="360"/>
@@ -9961,7 +10868,7 @@
     <w:lvl w:ilvl="2">
       <w:start w:val="1"/>
       <w:numFmt w:val="bullet"/>
-      <w:lvlText w:val="-"/>
+      <w:lvlText w:val="■"/>
       <w:lvlJc w:val="left"/>
       <w:pPr>
         <w:ind w:left="2160" w:hanging="360"/>
@@ -9973,7 +10880,7 @@
     <w:lvl w:ilvl="3">
       <w:start w:val="1"/>
       <w:numFmt w:val="bullet"/>
-      <w:lvlText w:val="-"/>
+      <w:lvlText w:val="●"/>
       <w:lvlJc w:val="left"/>
       <w:pPr>
         <w:ind w:left="2880" w:hanging="360"/>
@@ -9985,7 +10892,7 @@
     <w:lvl w:ilvl="4">
       <w:start w:val="1"/>
       <w:numFmt w:val="bullet"/>
-      <w:lvlText w:val="-"/>
+      <w:lvlText w:val="○"/>
       <w:lvlJc w:val="left"/>
       <w:pPr>
         <w:ind w:left="3600" w:hanging="360"/>
@@ -9997,7 +10904,7 @@
     <w:lvl w:ilvl="5">
       <w:start w:val="1"/>
       <w:numFmt w:val="bullet"/>
-      <w:lvlText w:val="-"/>
+      <w:lvlText w:val="■"/>
       <w:lvlJc w:val="left"/>
       <w:pPr>
         <w:ind w:left="4320" w:hanging="360"/>
@@ -10009,7 +10916,7 @@
     <w:lvl w:ilvl="6">
       <w:start w:val="1"/>
       <w:numFmt w:val="bullet"/>
-      <w:lvlText w:val="-"/>
+      <w:lvlText w:val="●"/>
       <w:lvlJc w:val="left"/>
       <w:pPr>
         <w:ind w:left="5040" w:hanging="360"/>
@@ -10021,7 +10928,7 @@
     <w:lvl w:ilvl="7">
       <w:start w:val="1"/>
       <w:numFmt w:val="bullet"/>
-      <w:lvlText w:val="-"/>
+      <w:lvlText w:val="○"/>
       <w:lvlJc w:val="left"/>
       <w:pPr>
         <w:ind w:left="5760" w:hanging="360"/>
@@ -10033,7 +10940,7 @@
     <w:lvl w:ilvl="8">
       <w:start w:val="1"/>
       <w:numFmt w:val="bullet"/>
-      <w:lvlText w:val="-"/>
+      <w:lvlText w:val="■"/>
       <w:lvlJc w:val="left"/>
       <w:pPr>
         <w:ind w:left="6480" w:hanging="360"/>
@@ -10044,6 +10951,116 @@
     </w:lvl>
   </w:abstractNum>
   <w:abstractNum w:abstractNumId="15">
+    <w:lvl w:ilvl="0">
+      <w:start w:val="1"/>
+      <w:numFmt w:val="bullet"/>
+      <w:lvlText w:val="-"/>
+      <w:lvlJc w:val="left"/>
+      <w:pPr>
+        <w:ind w:left="720" w:hanging="360"/>
+      </w:pPr>
+      <w:rPr>
+        <w:u w:val="none"/>
+      </w:rPr>
+    </w:lvl>
+    <w:lvl w:ilvl="1">
+      <w:start w:val="1"/>
+      <w:numFmt w:val="bullet"/>
+      <w:lvlText w:val="-"/>
+      <w:lvlJc w:val="left"/>
+      <w:pPr>
+        <w:ind w:left="1440" w:hanging="360"/>
+      </w:pPr>
+      <w:rPr>
+        <w:u w:val="none"/>
+      </w:rPr>
+    </w:lvl>
+    <w:lvl w:ilvl="2">
+      <w:start w:val="1"/>
+      <w:numFmt w:val="bullet"/>
+      <w:lvlText w:val="-"/>
+      <w:lvlJc w:val="left"/>
+      <w:pPr>
+        <w:ind w:left="2160" w:hanging="360"/>
+      </w:pPr>
+      <w:rPr>
+        <w:u w:val="none"/>
+      </w:rPr>
+    </w:lvl>
+    <w:lvl w:ilvl="3">
+      <w:start w:val="1"/>
+      <w:numFmt w:val="bullet"/>
+      <w:lvlText w:val="-"/>
+      <w:lvlJc w:val="left"/>
+      <w:pPr>
+        <w:ind w:left="2880" w:hanging="360"/>
+      </w:pPr>
+      <w:rPr>
+        <w:u w:val="none"/>
+      </w:rPr>
+    </w:lvl>
+    <w:lvl w:ilvl="4">
+      <w:start w:val="1"/>
+      <w:numFmt w:val="bullet"/>
+      <w:lvlText w:val="-"/>
+      <w:lvlJc w:val="left"/>
+      <w:pPr>
+        <w:ind w:left="3600" w:hanging="360"/>
+      </w:pPr>
+      <w:rPr>
+        <w:u w:val="none"/>
+      </w:rPr>
+    </w:lvl>
+    <w:lvl w:ilvl="5">
+      <w:start w:val="1"/>
+      <w:numFmt w:val="bullet"/>
+      <w:lvlText w:val="-"/>
+      <w:lvlJc w:val="left"/>
+      <w:pPr>
+        <w:ind w:left="4320" w:hanging="360"/>
+      </w:pPr>
+      <w:rPr>
+        <w:u w:val="none"/>
+      </w:rPr>
+    </w:lvl>
+    <w:lvl w:ilvl="6">
+      <w:start w:val="1"/>
+      <w:numFmt w:val="bullet"/>
+      <w:lvlText w:val="-"/>
+      <w:lvlJc w:val="left"/>
+      <w:pPr>
+        <w:ind w:left="5040" w:hanging="360"/>
+      </w:pPr>
+      <w:rPr>
+        <w:u w:val="none"/>
+      </w:rPr>
+    </w:lvl>
+    <w:lvl w:ilvl="7">
+      <w:start w:val="1"/>
+      <w:numFmt w:val="bullet"/>
+      <w:lvlText w:val="-"/>
+      <w:lvlJc w:val="left"/>
+      <w:pPr>
+        <w:ind w:left="5760" w:hanging="360"/>
+      </w:pPr>
+      <w:rPr>
+        <w:u w:val="none"/>
+      </w:rPr>
+    </w:lvl>
+    <w:lvl w:ilvl="8">
+      <w:start w:val="1"/>
+      <w:numFmt w:val="bullet"/>
+      <w:lvlText w:val="-"/>
+      <w:lvlJc w:val="left"/>
+      <w:pPr>
+        <w:ind w:left="6480" w:hanging="360"/>
+      </w:pPr>
+      <w:rPr>
+        <w:u w:val="none"/>
+      </w:rPr>
+    </w:lvl>
+  </w:abstractNum>
+  <w:abstractNum w:abstractNumId="16">
     <w:lvl w:ilvl="0">
       <w:start w:val="1"/>
       <w:numFmt w:val="bullet"/>
@@ -10197,6 +11214,9 @@
   </w:num>
   <w:num w:numId="15">
     <w:abstractNumId w:val="15"/>
+  </w:num>
+  <w:num w:numId="16">
+    <w:abstractNumId w:val="16"/>
   </w:num>
 </w:numbering>
 </file>

--- a/Etapa Construcción - Iteración 3/Plan de Iteracion Fase de Construcción Iteración 3-Kairos-NexTech .docx
+++ b/Etapa Construcción - Iteración 3/Plan de Iteracion Fase de Construcción Iteración 3-Kairos-NexTech .docx
@@ -1120,12 +1120,12 @@
             <wp:extent cx="1200150" cy="1200150"/>
             <wp:effectExtent b="0" l="0" r="0" t="0"/>
             <wp:wrapSquare wrapText="bothSides" distB="0" distT="0" distL="114300" distR="114300"/>
-            <wp:docPr descr="psi-negro.png" id="12" name="image1.png"/>
+            <wp:docPr descr="psi-negro.png" id="12" name="image3.png"/>
             <a:graphic>
               <a:graphicData uri="http://schemas.openxmlformats.org/drawingml/2006/picture">
                 <pic:pic>
                   <pic:nvPicPr>
-                    <pic:cNvPr descr="psi-negro.png" id="0" name="image1.png"/>
+                    <pic:cNvPr descr="psi-negro.png" id="0" name="image3.png"/>
                     <pic:cNvPicPr preferRelativeResize="0"/>
                   </pic:nvPicPr>
                   <pic:blipFill>
@@ -1596,12 +1596,12 @@
             <wp:extent cx="1200150" cy="1200150"/>
             <wp:effectExtent b="0" l="0" r="0" t="0"/>
             <wp:wrapNone/>
-            <wp:docPr descr="psi-negro.png" id="16" name="image1.png"/>
+            <wp:docPr descr="psi-negro.png" id="16" name="image3.png"/>
             <a:graphic>
               <a:graphicData uri="http://schemas.openxmlformats.org/drawingml/2006/picture">
                 <pic:pic>
                   <pic:nvPicPr>
-                    <pic:cNvPr descr="psi-negro.png" id="0" name="image1.png"/>
+                    <pic:cNvPr descr="psi-negro.png" id="0" name="image3.png"/>
                     <pic:cNvPicPr preferRelativeResize="0"/>
                   </pic:nvPicPr>
                   <pic:blipFill>
@@ -1650,7 +1650,7 @@
     </w:p>
     <w:sdt>
       <w:sdtPr>
-        <w:id w:val="-1409247120"/>
+        <w:id w:val="1434325213"/>
         <w:docPartObj>
           <w:docPartGallery w:val="Table of Contents"/>
           <w:docPartUnique w:val="1"/>
@@ -8852,12 +8852,12 @@
           <wp:extent cx="828675" cy="828675"/>
           <wp:effectExtent b="0" l="0" r="0" t="0"/>
           <wp:wrapSquare wrapText="bothSides" distB="0" distT="0" distL="114300" distR="114300"/>
-          <wp:docPr descr="psi-negro.png" id="13" name="image1.png"/>
+          <wp:docPr descr="psi-negro.png" id="13" name="image3.png"/>
           <a:graphic>
             <a:graphicData uri="http://schemas.openxmlformats.org/drawingml/2006/picture">
               <pic:pic>
                 <pic:nvPicPr>
-                  <pic:cNvPr descr="psi-negro.png" id="0" name="image1.png"/>
+                  <pic:cNvPr descr="psi-negro.png" id="0" name="image3.png"/>
                   <pic:cNvPicPr preferRelativeResize="0"/>
                 </pic:nvPicPr>
                 <pic:blipFill>
@@ -9119,12 +9119,12 @@
           <wp:extent cx="425450" cy="666750"/>
           <wp:effectExtent b="0" l="0" r="0" t="0"/>
           <wp:wrapSquare wrapText="bothSides" distB="0" distT="0" distL="114300" distR="114300"/>
-          <wp:docPr descr="UNPA.JPG" id="15" name="image3.jpg"/>
+          <wp:docPr descr="UNPA.JPG" id="15" name="image1.jpg"/>
           <a:graphic>
             <a:graphicData uri="http://schemas.openxmlformats.org/drawingml/2006/picture">
               <pic:pic>
                 <pic:nvPicPr>
-                  <pic:cNvPr descr="UNPA.JPG" id="0" name="image3.jpg"/>
+                  <pic:cNvPr descr="UNPA.JPG" id="0" name="image1.jpg"/>
                   <pic:cNvPicPr preferRelativeResize="0"/>
                 </pic:nvPicPr>
                 <pic:blipFill>

--- a/Etapa Construcción - Iteración 3/Plan de Iteracion Fase de Construcción Iteración 3-Kairos-NexTech .docx
+++ b/Etapa Construcción - Iteración 3/Plan de Iteracion Fase de Construcción Iteración 3-Kairos-NexTech .docx
@@ -1120,12 +1120,12 @@
             <wp:extent cx="1200150" cy="1200150"/>
             <wp:effectExtent b="0" l="0" r="0" t="0"/>
             <wp:wrapSquare wrapText="bothSides" distB="0" distT="0" distL="114300" distR="114300"/>
-            <wp:docPr descr="psi-negro.png" id="12" name="image3.png"/>
+            <wp:docPr descr="psi-negro.png" id="12" name="image1.png"/>
             <a:graphic>
               <a:graphicData uri="http://schemas.openxmlformats.org/drawingml/2006/picture">
                 <pic:pic>
                   <pic:nvPicPr>
-                    <pic:cNvPr descr="psi-negro.png" id="0" name="image3.png"/>
+                    <pic:cNvPr descr="psi-negro.png" id="0" name="image1.png"/>
                     <pic:cNvPicPr preferRelativeResize="0"/>
                   </pic:nvPicPr>
                   <pic:blipFill>
@@ -1596,12 +1596,12 @@
             <wp:extent cx="1200150" cy="1200150"/>
             <wp:effectExtent b="0" l="0" r="0" t="0"/>
             <wp:wrapNone/>
-            <wp:docPr descr="psi-negro.png" id="16" name="image3.png"/>
+            <wp:docPr descr="psi-negro.png" id="16" name="image1.png"/>
             <a:graphic>
               <a:graphicData uri="http://schemas.openxmlformats.org/drawingml/2006/picture">
                 <pic:pic>
                   <pic:nvPicPr>
-                    <pic:cNvPr descr="psi-negro.png" id="0" name="image3.png"/>
+                    <pic:cNvPr descr="psi-negro.png" id="0" name="image1.png"/>
                     <pic:cNvPicPr preferRelativeResize="0"/>
                   </pic:nvPicPr>
                   <pic:blipFill>
@@ -1650,7 +1650,7 @@
     </w:p>
     <w:sdt>
       <w:sdtPr>
-        <w:id w:val="1434325213"/>
+        <w:id w:val="290465539"/>
         <w:docPartObj>
           <w:docPartGallery w:val="Table of Contents"/>
           <w:docPartUnique w:val="1"/>
@@ -8852,12 +8852,12 @@
           <wp:extent cx="828675" cy="828675"/>
           <wp:effectExtent b="0" l="0" r="0" t="0"/>
           <wp:wrapSquare wrapText="bothSides" distB="0" distT="0" distL="114300" distR="114300"/>
-          <wp:docPr descr="psi-negro.png" id="13" name="image3.png"/>
+          <wp:docPr descr="psi-negro.png" id="13" name="image1.png"/>
           <a:graphic>
             <a:graphicData uri="http://schemas.openxmlformats.org/drawingml/2006/picture">
               <pic:pic>
                 <pic:nvPicPr>
-                  <pic:cNvPr descr="psi-negro.png" id="0" name="image3.png"/>
+                  <pic:cNvPr descr="psi-negro.png" id="0" name="image1.png"/>
                   <pic:cNvPicPr preferRelativeResize="0"/>
                 </pic:nvPicPr>
                 <pic:blipFill>
@@ -9119,12 +9119,12 @@
           <wp:extent cx="425450" cy="666750"/>
           <wp:effectExtent b="0" l="0" r="0" t="0"/>
           <wp:wrapSquare wrapText="bothSides" distB="0" distT="0" distL="114300" distR="114300"/>
-          <wp:docPr descr="UNPA.JPG" id="15" name="image1.jpg"/>
+          <wp:docPr descr="UNPA.JPG" id="15" name="image3.jpg"/>
           <a:graphic>
             <a:graphicData uri="http://schemas.openxmlformats.org/drawingml/2006/picture">
               <pic:pic>
                 <pic:nvPicPr>
-                  <pic:cNvPr descr="UNPA.JPG" id="0" name="image1.jpg"/>
+                  <pic:cNvPr descr="UNPA.JPG" id="0" name="image3.jpg"/>
                   <pic:cNvPicPr preferRelativeResize="0"/>
                 </pic:nvPicPr>
                 <pic:blipFill>

--- a/Etapa Construcción - Iteración 3/Plan de Iteracion Fase de Construcción Iteración 3-Kairos-NexTech .docx
+++ b/Etapa Construcción - Iteración 3/Plan de Iteracion Fase de Construcción Iteración 3-Kairos-NexTech .docx
@@ -1120,12 +1120,12 @@
             <wp:extent cx="1200150" cy="1200150"/>
             <wp:effectExtent b="0" l="0" r="0" t="0"/>
             <wp:wrapSquare wrapText="bothSides" distB="0" distT="0" distL="114300" distR="114300"/>
-            <wp:docPr descr="psi-negro.png" id="12" name="image1.png"/>
+            <wp:docPr descr="psi-negro.png" id="12" name="image2.png"/>
             <a:graphic>
               <a:graphicData uri="http://schemas.openxmlformats.org/drawingml/2006/picture">
                 <pic:pic>
                   <pic:nvPicPr>
-                    <pic:cNvPr descr="psi-negro.png" id="0" name="image1.png"/>
+                    <pic:cNvPr descr="psi-negro.png" id="0" name="image2.png"/>
                     <pic:cNvPicPr preferRelativeResize="0"/>
                   </pic:nvPicPr>
                   <pic:blipFill>
@@ -1177,12 +1177,12 @@
             <wp:extent cx="1304925" cy="2019300"/>
             <wp:effectExtent b="0" l="0" r="0" t="0"/>
             <wp:wrapSquare wrapText="bothSides" distB="0" distT="0" distL="114300" distR="114300"/>
-            <wp:docPr descr="UNPA.JPG" id="17" name="image2.jpg"/>
+            <wp:docPr descr="UNPA.JPG" id="17" name="image1.jpg"/>
             <a:graphic>
               <a:graphicData uri="http://schemas.openxmlformats.org/drawingml/2006/picture">
                 <pic:pic>
                   <pic:nvPicPr>
-                    <pic:cNvPr descr="UNPA.JPG" id="0" name="image2.jpg"/>
+                    <pic:cNvPr descr="UNPA.JPG" id="0" name="image1.jpg"/>
                     <pic:cNvPicPr preferRelativeResize="0"/>
                   </pic:nvPicPr>
                   <pic:blipFill>
@@ -1596,12 +1596,12 @@
             <wp:extent cx="1200150" cy="1200150"/>
             <wp:effectExtent b="0" l="0" r="0" t="0"/>
             <wp:wrapNone/>
-            <wp:docPr descr="psi-negro.png" id="16" name="image1.png"/>
+            <wp:docPr descr="psi-negro.png" id="16" name="image2.png"/>
             <a:graphic>
               <a:graphicData uri="http://schemas.openxmlformats.org/drawingml/2006/picture">
                 <pic:pic>
                   <pic:nvPicPr>
-                    <pic:cNvPr descr="psi-negro.png" id="0" name="image1.png"/>
+                    <pic:cNvPr descr="psi-negro.png" id="0" name="image2.png"/>
                     <pic:cNvPicPr preferRelativeResize="0"/>
                   </pic:nvPicPr>
                   <pic:blipFill>
@@ -1650,7 +1650,7 @@
     </w:p>
     <w:sdt>
       <w:sdtPr>
-        <w:id w:val="290465539"/>
+        <w:id w:val="-536152428"/>
         <w:docPartObj>
           <w:docPartGallery w:val="Table of Contents"/>
           <w:docPartUnique w:val="1"/>
@@ -8852,12 +8852,12 @@
           <wp:extent cx="828675" cy="828675"/>
           <wp:effectExtent b="0" l="0" r="0" t="0"/>
           <wp:wrapSquare wrapText="bothSides" distB="0" distT="0" distL="114300" distR="114300"/>
-          <wp:docPr descr="psi-negro.png" id="13" name="image1.png"/>
+          <wp:docPr descr="psi-negro.png" id="13" name="image2.png"/>
           <a:graphic>
             <a:graphicData uri="http://schemas.openxmlformats.org/drawingml/2006/picture">
               <pic:pic>
                 <pic:nvPicPr>
-                  <pic:cNvPr descr="psi-negro.png" id="0" name="image1.png"/>
+                  <pic:cNvPr descr="psi-negro.png" id="0" name="image2.png"/>
                   <pic:cNvPicPr preferRelativeResize="0"/>
                 </pic:nvPicPr>
                 <pic:blipFill>
